--- a/docassemble/AkPowerOfAttorneyOverAMinorByParentOrGuardian/data/templates/ak_power_of_attorney_over_a_minor_by_parent_or_guardian_next_steps.docx
+++ b/docassemble/AkPowerOfAttorneyOverAMinorByParentOrGuardian/data/templates/ak_power_of_attorney_over_a_minor_by_parent_or_guardian_next_steps.docx
@@ -193,7 +193,20 @@
           <w:rtl w:val="0"/>
           <w:lang w:val="en-US"/>
         </w:rPr>
-        <w:t xml:space="preserve"> in this packet are your completed Alaska </w:t>
+        <w:t xml:space="preserve"> in this packet are your </w:t>
+      </w:r>
+      <w:r>
+        <w:rPr>
+          <w:rtl w:val="0"/>
+          <w:lang w:val="en-US"/>
+        </w:rPr>
+        <w:t>prepared</w:t>
+      </w:r>
+      <w:r>
+        <w:rPr>
+          <w:rtl w:val="0"/>
+        </w:rPr>
+        <w:t xml:space="preserve"> Alaska </w:t>
       </w:r>
       <w:r>
         <w:rPr>
@@ -349,28 +362,84 @@
         <w:ind w:right="0"/>
         <w:jc w:val="left"/>
         <w:rPr>
-          <w:rtl w:val="0"/>
-          <w:lang w:val="en-US"/>
-        </w:rPr>
-      </w:pPr>
-      <w:r>
-        <w:rPr>
-          <w:rtl w:val="0"/>
-          <w:lang w:val="en-US"/>
-        </w:rPr>
-        <w:t xml:space="preserve">{%- if </w:t>
-      </w:r>
-      <w:r>
-        <w:rPr>
-          <w:rtl w:val="0"/>
-          <w:lang w:val="en-US"/>
-        </w:rPr>
-        <w:t>decide_delegation_dates_later</w:t>
-      </w:r>
-      <w:r>
-        <w:rPr>
-          <w:rtl w:val="0"/>
-          <w:lang w:val="en-US"/>
+          <w:outline w:val="0"/>
+          <w:color w:val="ff2600"/>
+          <w:rtl w:val="0"/>
+          <w:lang w:val="en-US"/>
+          <w14:textFill>
+            <w14:solidFill>
+              <w14:srgbClr w14:val="FF2600"/>
+            </w14:solidFill>
+          </w14:textFill>
+        </w:rPr>
+      </w:pPr>
+      <w:r>
+        <w:rPr>
+          <w:outline w:val="0"/>
+          <w:color w:val="ff2600"/>
+          <w:rtl w:val="0"/>
+          <w:lang w:val="en-US"/>
+          <w14:textFill>
+            <w14:solidFill>
+              <w14:srgbClr w14:val="FF2600"/>
+            </w14:solidFill>
+          </w14:textFill>
+        </w:rPr>
+        <w:t>{</w:t>
+      </w:r>
+      <w:r>
+        <w:rPr>
+          <w:outline w:val="0"/>
+          <w:color w:val="ff2600"/>
+          <w:rtl w:val="0"/>
+          <w:lang w:val="en-US"/>
+          <w14:textFill>
+            <w14:solidFill>
+              <w14:srgbClr w14:val="FF2600"/>
+            </w14:solidFill>
+          </w14:textFill>
+        </w:rPr>
+        <w:t>%</w:t>
+      </w:r>
+      <w:r>
+        <w:rPr>
+          <w:outline w:val="0"/>
+          <w:color w:val="ff2600"/>
+          <w:rtl w:val="0"/>
+          <w:lang w:val="en-US"/>
+          <w14:textFill>
+            <w14:solidFill>
+              <w14:srgbClr w14:val="FF2600"/>
+            </w14:solidFill>
+          </w14:textFill>
+        </w:rPr>
+        <w:t>-</w:t>
+      </w:r>
+      <w:r>
+        <w:rPr>
+          <w:outline w:val="0"/>
+          <w:color w:val="ff2600"/>
+          <w:rtl w:val="0"/>
+          <w:lang w:val="en-US"/>
+          <w14:textFill>
+            <w14:solidFill>
+              <w14:srgbClr w14:val="FF2600"/>
+            </w14:solidFill>
+          </w14:textFill>
+        </w:rPr>
+        <w:t xml:space="preserve"> if users[0].needs_TF_835</w:t>
+      </w:r>
+      <w:r>
+        <w:rPr>
+          <w:outline w:val="0"/>
+          <w:color w:val="ff2600"/>
+          <w:rtl w:val="0"/>
+          <w:lang w:val="en-US"/>
+          <w14:textFill>
+            <w14:solidFill>
+              <w14:srgbClr w14:val="FF2600"/>
+            </w14:solidFill>
+          </w14:textFill>
         </w:rPr>
         <w:t xml:space="preserve"> %}</w:t>
       </w:r>
@@ -395,98 +464,79 @@
           <w:rtl w:val="0"/>
           <w:lang w:val="en-US"/>
         </w:rPr>
-        <w:t>Choose when you want</w:t>
-      </w:r>
-      <w:r>
-        <w:rPr>
-          <w:rtl w:val="0"/>
-          <w:lang w:val="en-US"/>
-        </w:rPr>
-        <w:t xml:space="preserve"> {</w:t>
-      </w:r>
-      <w:r>
-        <w:rPr>
-          <w:rtl w:val="0"/>
-          <w:lang w:val="en-US"/>
-        </w:rPr>
-        <w:t>{</w:t>
-      </w:r>
-      <w:r>
-        <w:rPr>
-          <w:rtl w:val="0"/>
-          <w:lang w:val="en-US"/>
-        </w:rPr>
-        <w:t xml:space="preserve"> caregivers[0].name.full() }</w:t>
-      </w:r>
-      <w:r>
-        <w:rPr>
-          <w:rtl w:val="0"/>
-          <w:lang w:val="en-US"/>
-        </w:rPr>
-        <w:t xml:space="preserve">} to start making decisions and when you want them to stop. {{ </w:t>
-      </w:r>
-      <w:r>
-        <w:rPr>
-          <w:rtl w:val="0"/>
-          <w:lang w:val="en-US"/>
-        </w:rPr>
-        <w:t xml:space="preserve">"That time period can be up to 1 year or, if you need, it can be up to 30 days after your </w:t>
-      </w:r>
-      <w:r>
-        <w:rPr>
-          <w:rtl w:val="0"/>
-          <w:lang w:val="en-US"/>
-        </w:rPr>
-        <w:t xml:space="preserve">deployment orders say your military </w:t>
-      </w:r>
-      <w:r>
-        <w:rPr>
-          <w:rtl w:val="0"/>
-          <w:lang w:val="en-US"/>
-        </w:rPr>
-        <w:t xml:space="preserve">duty ends" if users[0].is_in_US_military else </w:t>
-      </w:r>
-      <w:r>
-        <w:rPr>
-          <w:rtl w:val="0"/>
-          <w:lang w:val="en-US"/>
-        </w:rPr>
-        <w:t>“</w:t>
-      </w:r>
-      <w:r>
-        <w:rPr>
-          <w:rtl w:val="0"/>
-          <w:lang w:val="en-US"/>
-        </w:rPr>
-        <w:t>You can give them</w:t>
-      </w:r>
-      <w:r>
-        <w:rPr>
-          <w:rtl w:val="0"/>
-          <w:lang w:val="en-US"/>
-        </w:rPr>
-        <w:t xml:space="preserve"> permission </w:t>
-      </w:r>
-      <w:r>
-        <w:rPr>
-          <w:rtl w:val="0"/>
-          <w:lang w:val="en-US"/>
-        </w:rPr>
-        <w:t xml:space="preserve">for </w:t>
-      </w:r>
-      <w:r>
-        <w:rPr>
-          <w:rtl w:val="0"/>
-          <w:lang w:val="en-US"/>
-        </w:rPr>
-        <w:t>up to a year"</w:t>
-      </w:r>
-      <w:r>
-        <w:rPr>
-          <w:rtl w:val="0"/>
-          <w:lang w:val="en-US"/>
-        </w:rPr>
-        <w:t xml:space="preserve"> }}.</w:t>
+        <w:t xml:space="preserve">You </w:t>
+      </w:r>
+      <w:r>
+        <w:rPr>
+          <w:rtl w:val="0"/>
+          <w:lang w:val="en-US"/>
+        </w:rPr>
+        <w:t>said you would use</w:t>
+      </w:r>
+      <w:r>
+        <w:rPr>
+          <w:rtl w:val="0"/>
+          <w:lang w:val="en-US"/>
+        </w:rPr>
+        <w:t xml:space="preserve"> the Self-Certification (No Notary Available), TF-835 PDF</w:t>
+      </w:r>
+      <w:r>
+        <w:rPr>
+          <w:rtl w:val="0"/>
+          <w:lang w:val="en-US"/>
+        </w:rPr>
+        <w:t xml:space="preserve"> at </w:t>
+      </w:r>
+      <w:r>
+        <w:rPr>
+          <w:rStyle w:val="Hyperlink.0"/>
+        </w:rPr>
+        <w:fldChar w:fldCharType="begin" w:fldLock="0"/>
+      </w:r>
+      <w:r>
+        <w:rPr>
+          <w:rStyle w:val="Hyperlink.0"/>
+        </w:rPr>
+        <w:instrText xml:space="preserve"> HYPERLINK "https://public.courts.alaska.gov/web/forms/docs/tf-835.pdf"</w:instrText>
+      </w:r>
+      <w:r>
+        <w:rPr>
+          <w:rStyle w:val="Hyperlink.0"/>
+        </w:rPr>
+        <w:fldChar w:fldCharType="separate" w:fldLock="0"/>
+      </w:r>
+      <w:r>
+        <w:rPr>
+          <w:rStyle w:val="Hyperlink.0"/>
+          <w:rtl w:val="0"/>
+          <w:lang w:val="en-US"/>
+        </w:rPr>
+        <w:t>https://public.courts.alaska.gov/web/forms/docs/tf-835.pdf</w:t>
+      </w:r>
+      <w:r>
+        <w:rPr/>
+        <w:fldChar w:fldCharType="end" w:fldLock="0"/>
+      </w:r>
+      <w:r>
+        <w:rPr>
+          <w:rtl w:val="0"/>
+          <w:lang w:val="en-US"/>
+        </w:rPr>
+        <w:t xml:space="preserve"> to certify your documents</w:t>
+      </w:r>
+      <w:r>
+        <w:rPr>
+          <w:rtl w:val="0"/>
+          <w:lang w:val="en-US"/>
+        </w:rPr>
+        <w:t xml:space="preserve"> instead of using someone who can take oaths, like a notary</w:t>
+      </w:r>
+      <w:r>
+        <w:rPr>
+          <w:rtl w:val="0"/>
+          <w:lang w:val="en-US"/>
+        </w:rPr>
+        <w:t>.</w:t>
       </w:r>
     </w:p>
     <w:p>
@@ -500,16 +550,58 @@
         <w:ind w:right="0"/>
         <w:jc w:val="left"/>
         <w:rPr>
-          <w:rtl w:val="0"/>
-          <w:lang w:val="en-US"/>
-        </w:rPr>
-      </w:pPr>
-      <w:r>
-        <w:rPr>
-          <w:rtl w:val="0"/>
-          <w:lang w:val="en-US"/>
-        </w:rPr>
-        <w:t>{% endif -%}</w:t>
+          <w:outline w:val="0"/>
+          <w:color w:val="ff40ff"/>
+          <w:rtl w:val="0"/>
+          <w:lang w:val="en-US"/>
+          <w14:textFill>
+            <w14:solidFill>
+              <w14:srgbClr w14:val="FF40FF"/>
+            </w14:solidFill>
+          </w14:textFill>
+        </w:rPr>
+      </w:pPr>
+      <w:r>
+        <w:rPr>
+          <w:outline w:val="0"/>
+          <w:color w:val="ff40ff"/>
+          <w:rtl w:val="0"/>
+          <w:lang w:val="en-US"/>
+          <w14:textFill>
+            <w14:solidFill>
+              <w14:srgbClr w14:val="FF40FF"/>
+            </w14:solidFill>
+          </w14:textFill>
+        </w:rPr>
+        <w:t xml:space="preserve">{%- </w:t>
+      </w:r>
+      <w:r>
+        <w:rPr>
+          <w:outline w:val="0"/>
+          <w:color w:val="ff40ff"/>
+          <w:rtl w:val="0"/>
+          <w:lang w:val="en-US"/>
+          <w14:textFill>
+            <w14:solidFill>
+              <w14:srgbClr w14:val="FF40FF"/>
+            </w14:solidFill>
+          </w14:textFill>
+        </w:rPr>
+        <w:t>if users[0].certification_next_steps</w:t>
+      </w:r>
+      <w:r>
+        <w:rPr>
+          <w:outline w:val="0"/>
+          <w:color w:val="ff40ff"/>
+          <w:rtl w:val="0"/>
+          <w:lang w:val="en-US"/>
+          <w14:textFill>
+            <w14:solidFill>
+              <w14:srgbClr w14:val="FF40FF"/>
+            </w14:solidFill>
+          </w14:textFill>
+        </w:rPr>
+        <w:t xml:space="preserve"> -%}</w:t>
       </w:r>
     </w:p>
     <w:p>
@@ -532,7 +624,46 @@
           <w:rtl w:val="0"/>
           <w:lang w:val="en-US"/>
         </w:rPr>
-        <w:t>Write the start and end dates in the blank spaces.</w:t>
+        <w:t>{{ " " }}</w:t>
+      </w:r>
+      <w:r>
+        <w:rPr>
+          <w:rtl w:val="0"/>
+          <w:lang w:val="en-US"/>
+        </w:rPr>
+        <w:t>You said your next steps for getting the Self-Certification document were going to be:</w:t>
+      </w:r>
+    </w:p>
+    <w:p>
+      <w:pPr>
+        <w:pStyle w:val="List Paragraph"/>
+        <w:bidi w:val="0"/>
+        <w:ind w:left="720" w:right="0" w:firstLine="0"/>
+        <w:jc w:val="left"/>
+        <w:rPr>
+          <w:rtl w:val="0"/>
+        </w:rPr>
+      </w:pPr>
+      <w:r>
+        <w:rPr>
+          <w:rtl w:val="0"/>
+          <w:lang w:val="en-US"/>
+        </w:rPr>
+        <w:t>{</w:t>
+      </w:r>
+      <w:r>
+        <w:rPr>
+          <w:rtl w:val="0"/>
+          <w:lang w:val="en-US"/>
+        </w:rPr>
+        <w:t>{ users[0].certification_next_steps }</w:t>
+      </w:r>
+      <w:r>
+        <w:rPr>
+          <w:rtl w:val="0"/>
+          <w:lang w:val="en-US"/>
+        </w:rPr>
+        <w:t>}</w:t>
       </w:r>
     </w:p>
     <w:p>
@@ -546,60 +677,30 @@
         <w:ind w:right="0"/>
         <w:jc w:val="left"/>
         <w:rPr>
-          <w:rtl w:val="0"/>
-          <w:lang w:val="en-US"/>
-        </w:rPr>
-      </w:pPr>
-      <w:r>
-        <w:rPr>
-          <w:rtl w:val="0"/>
-          <w:lang w:val="en-US"/>
-        </w:rPr>
-        <w:t>Go to a notary certified in Alaska.</w:t>
-      </w:r>
-      <w:r>
-        <w:rPr>
-          <w:rtl w:val="0"/>
-          <w:lang w:val="en-US"/>
-        </w:rPr>
-        <w:t xml:space="preserve"> To read more about finding a notary, go to </w:t>
-      </w:r>
-      <w:r>
-        <w:rPr>
-          <w:rStyle w:val="Hyperlink.0"/>
-        </w:rPr>
-        <w:fldChar w:fldCharType="begin" w:fldLock="0"/>
-      </w:r>
-      <w:r>
-        <w:rPr>
-          <w:rStyle w:val="Hyperlink.0"/>
-        </w:rPr>
-        <w:instrText xml:space="preserve"> HYPERLINK "https://courtformsonline.org/guides/finding-and-using-a-notary"</w:instrText>
-      </w:r>
-      <w:r>
-        <w:rPr>
-          <w:rStyle w:val="Hyperlink.0"/>
-        </w:rPr>
-        <w:fldChar w:fldCharType="separate" w:fldLock="0"/>
-      </w:r>
-      <w:r>
-        <w:rPr>
-          <w:rStyle w:val="Hyperlink.0"/>
-          <w:rtl w:val="0"/>
-          <w:lang w:val="en-US"/>
-        </w:rPr>
-        <w:t>https://courtformsonline.org/guides/finding-and-using-a-notary</w:t>
-      </w:r>
-      <w:r>
-        <w:rPr/>
-        <w:fldChar w:fldCharType="end" w:fldLock="0"/>
-      </w:r>
-      <w:r>
-        <w:rPr>
-          <w:rtl w:val="0"/>
-          <w:lang w:val="en-US"/>
-        </w:rPr>
-        <w:t>.</w:t>
+          <w:outline w:val="0"/>
+          <w:color w:val="ff40ff"/>
+          <w:rtl w:val="0"/>
+          <w:lang w:val="en-US"/>
+          <w14:textFill>
+            <w14:solidFill>
+              <w14:srgbClr w14:val="FF40FF"/>
+            </w14:solidFill>
+          </w14:textFill>
+        </w:rPr>
+      </w:pPr>
+      <w:r>
+        <w:rPr>
+          <w:outline w:val="0"/>
+          <w:color w:val="ff40ff"/>
+          <w:rtl w:val="0"/>
+          <w:lang w:val="en-US"/>
+          <w14:textFill>
+            <w14:solidFill>
+              <w14:srgbClr w14:val="FF40FF"/>
+            </w14:solidFill>
+          </w14:textFill>
+        </w:rPr>
+        <w:t>{%- endif %}</w:t>
       </w:r>
     </w:p>
     <w:p>
@@ -622,7 +723,14 @@
           <w:rtl w:val="0"/>
           <w:lang w:val="en-US"/>
         </w:rPr>
-        <w:t xml:space="preserve">While the notary is watching, write down the start date and end date on the blank spaces on both documents. </w:t>
+        <w:t xml:space="preserve">When </w:t>
+      </w:r>
+      <w:r>
+        <w:rPr>
+          <w:rtl w:val="0"/>
+          <w:lang w:val="en-US"/>
+        </w:rPr>
+        <w:t>you are ready, print out the Self-Certification and fill it out.</w:t>
       </w:r>
     </w:p>
     <w:p>
@@ -636,72 +744,30 @@
         <w:ind w:right="0"/>
         <w:jc w:val="left"/>
         <w:rPr>
-          <w:rtl w:val="0"/>
-          <w:lang w:val="en-US"/>
-        </w:rPr>
-      </w:pPr>
-      <w:r>
-        <w:rPr>
-          <w:rtl w:val="0"/>
-          <w:lang w:val="en-US"/>
-        </w:rPr>
-        <w:t xml:space="preserve">{%- if </w:t>
-      </w:r>
-      <w:r>
-        <w:rPr>
-          <w:rtl w:val="0"/>
-          <w:lang w:val="en-US"/>
-        </w:rPr>
-        <w:t>defined(</w:t>
-      </w:r>
-      <w:r>
-        <w:rPr>
-          <w:rtl w:val="0"/>
-          <w:lang w:val="en-US"/>
-        </w:rPr>
-        <w:t>“</w:t>
-      </w:r>
-      <w:r>
-        <w:rPr>
-          <w:rtl w:val="0"/>
-          <w:lang w:val="en-US"/>
-        </w:rPr>
-        <w:t>delegation_start_date</w:t>
-      </w:r>
-      <w:r>
-        <w:rPr>
-          <w:rtl w:val="0"/>
-          <w:lang w:val="en-US"/>
-        </w:rPr>
-        <w:t>”</w:t>
-      </w:r>
-      <w:r>
-        <w:rPr>
-          <w:rtl w:val="0"/>
-          <w:lang w:val="en-US"/>
-        </w:rPr>
-        <w:t>)</w:t>
-      </w:r>
-      <w:r>
-        <w:rPr>
-          <w:rtl w:val="0"/>
-          <w:lang w:val="en-US"/>
-        </w:rPr>
-        <w:t xml:space="preserve"> and delegation_start_date</w:t>
-      </w:r>
-      <w:r>
-        <w:rPr>
-          <w:rtl w:val="0"/>
-          <w:lang w:val="en-US"/>
-        </w:rPr>
-        <w:t xml:space="preserve"> </w:t>
-      </w:r>
-      <w:r>
-        <w:rPr>
-          <w:rtl w:val="0"/>
-          <w:lang w:val="en-US"/>
-        </w:rPr>
-        <w:t>-%}</w:t>
+          <w:outline w:val="0"/>
+          <w:color w:val="ff2600"/>
+          <w:rtl w:val="0"/>
+          <w:lang w:val="en-US"/>
+          <w14:textFill>
+            <w14:solidFill>
+              <w14:srgbClr w14:val="FF2600"/>
+            </w14:solidFill>
+          </w14:textFill>
+        </w:rPr>
+      </w:pPr>
+      <w:r>
+        <w:rPr>
+          <w:outline w:val="0"/>
+          <w:color w:val="ff2600"/>
+          <w:rtl w:val="0"/>
+          <w:lang w:val="en-US"/>
+          <w14:textFill>
+            <w14:solidFill>
+              <w14:srgbClr w14:val="FF2600"/>
+            </w14:solidFill>
+          </w14:textFill>
+        </w:rPr>
+        <w:t>{%- endif %}</w:t>
       </w:r>
     </w:p>
     <w:p>
@@ -715,32 +781,58 @@
         <w:ind w:right="0"/>
         <w:jc w:val="left"/>
         <w:rPr>
-          <w:rtl w:val="0"/>
-          <w:lang w:val="en-US"/>
-        </w:rPr>
-      </w:pPr>
-      <w:r>
-        <w:rPr>
-          <w:rtl w:val="0"/>
-          <w:lang w:val="en-US"/>
-        </w:rPr>
-        <w:t xml:space="preserve">You said you wanted permission to </w:t>
-      </w:r>
-      <w:r>
-        <w:rPr>
-          <w:b w:val="1"/>
-          <w:bCs w:val="1"/>
-          <w:rtl w:val="0"/>
-          <w:lang w:val="en-US"/>
-        </w:rPr>
-        <w:t>start on {{ delegation_start_date }}</w:t>
-      </w:r>
-      <w:r>
-        <w:rPr>
-          <w:rtl w:val="0"/>
-          <w:lang w:val="en-US"/>
-        </w:rPr>
-        <w:t xml:space="preserve">. </w:t>
+          <w:outline w:val="0"/>
+          <w:color w:val="008e00"/>
+          <w:rtl w:val="0"/>
+          <w:lang w:val="en-US"/>
+          <w14:textFill>
+            <w14:solidFill>
+              <w14:srgbClr w14:val="008F00"/>
+            </w14:solidFill>
+          </w14:textFill>
+        </w:rPr>
+      </w:pPr>
+      <w:r>
+        <w:rPr>
+          <w:outline w:val="0"/>
+          <w:color w:val="008e00"/>
+          <w:rtl w:val="0"/>
+          <w:lang w:val="en-US"/>
+          <w14:textFill>
+            <w14:solidFill>
+              <w14:srgbClr w14:val="008F00"/>
+            </w14:solidFill>
+          </w14:textFill>
+        </w:rPr>
+        <w:t xml:space="preserve">{%- if </w:t>
+      </w:r>
+      <w:r>
+        <w:rPr>
+          <w:outline w:val="0"/>
+          <w:color w:val="008e00"/>
+          <w:rtl w:val="0"/>
+          <w:lang w:val="en-US"/>
+          <w14:textFill>
+            <w14:solidFill>
+              <w14:srgbClr w14:val="008F00"/>
+            </w14:solidFill>
+          </w14:textFill>
+        </w:rPr>
+        <w:t>decide_delegation_dates_later</w:t>
+      </w:r>
+      <w:r>
+        <w:rPr>
+          <w:outline w:val="0"/>
+          <w:color w:val="008e00"/>
+          <w:rtl w:val="0"/>
+          <w:lang w:val="en-US"/>
+          <w14:textFill>
+            <w14:solidFill>
+              <w14:srgbClr w14:val="008F00"/>
+            </w14:solidFill>
+          </w14:textFill>
+        </w:rPr>
+        <w:t xml:space="preserve"> %}</w:t>
       </w:r>
     </w:p>
     <w:p>
@@ -763,7 +855,91 @@
           <w:rtl w:val="0"/>
           <w:lang w:val="en-US"/>
         </w:rPr>
-        <w:t>{%- endif -%}</w:t>
+        <w:t>Choose when you want</w:t>
+      </w:r>
+      <w:r>
+        <w:rPr>
+          <w:rtl w:val="0"/>
+          <w:lang w:val="en-US"/>
+        </w:rPr>
+        <w:t xml:space="preserve"> {</w:t>
+      </w:r>
+      <w:r>
+        <w:rPr>
+          <w:rtl w:val="0"/>
+          <w:lang w:val="en-US"/>
+        </w:rPr>
+        <w:t>{</w:t>
+      </w:r>
+      <w:r>
+        <w:rPr>
+          <w:rtl w:val="0"/>
+          <w:lang w:val="en-US"/>
+        </w:rPr>
+        <w:t xml:space="preserve"> caregivers[0].name.full() }</w:t>
+      </w:r>
+      <w:r>
+        <w:rPr>
+          <w:rtl w:val="0"/>
+          <w:lang w:val="en-US"/>
+        </w:rPr>
+        <w:t xml:space="preserve">} to start making decisions and when you want them to stop. {{ </w:t>
+      </w:r>
+      <w:r>
+        <w:rPr>
+          <w:rtl w:val="0"/>
+          <w:lang w:val="en-US"/>
+        </w:rPr>
+        <w:t xml:space="preserve">"That time period can be up to 1 year or, if you need, it can be up to 30 days after your </w:t>
+      </w:r>
+      <w:r>
+        <w:rPr>
+          <w:rtl w:val="0"/>
+          <w:lang w:val="en-US"/>
+        </w:rPr>
+        <w:t xml:space="preserve">deployment orders say your military </w:t>
+      </w:r>
+      <w:r>
+        <w:rPr>
+          <w:rtl w:val="0"/>
+          <w:lang w:val="en-US"/>
+        </w:rPr>
+        <w:t>duty ends" if users[0].is_in_US_military else "</w:t>
+      </w:r>
+      <w:r>
+        <w:rPr>
+          <w:rtl w:val="0"/>
+          <w:lang w:val="en-US"/>
+        </w:rPr>
+        <w:t>You can give them</w:t>
+      </w:r>
+      <w:r>
+        <w:rPr>
+          <w:rtl w:val="0"/>
+          <w:lang w:val="en-US"/>
+        </w:rPr>
+        <w:t xml:space="preserve"> permission </w:t>
+      </w:r>
+      <w:r>
+        <w:rPr>
+          <w:rtl w:val="0"/>
+          <w:lang w:val="en-US"/>
+        </w:rPr>
+        <w:t xml:space="preserve">for </w:t>
+      </w:r>
+      <w:r>
+        <w:rPr>
+          <w:rtl w:val="0"/>
+          <w:lang w:val="en-US"/>
+        </w:rPr>
+        <w:t>up to a year"</w:t>
+      </w:r>
+      <w:r>
+        <w:rPr>
+          <w:rtl w:val="0"/>
+          <w:lang w:val="en-US"/>
+        </w:rPr>
+        <w:t xml:space="preserve"> }}.</w:t>
       </w:r>
     </w:p>
     <w:p>
@@ -777,58 +953,30 @@
         <w:ind w:right="0"/>
         <w:jc w:val="left"/>
         <w:rPr>
-          <w:rtl w:val="0"/>
-          <w:lang w:val="en-US"/>
-        </w:rPr>
-      </w:pPr>
-      <w:r>
-        <w:rPr>
-          <w:rtl w:val="0"/>
-          <w:lang w:val="en-US"/>
-        </w:rPr>
-        <w:t>{%- if defined(</w:t>
-      </w:r>
-      <w:r>
-        <w:rPr>
-          <w:rtl w:val="0"/>
-          <w:lang w:val="en-US"/>
-        </w:rPr>
-        <w:t>“</w:t>
-      </w:r>
-      <w:r>
-        <w:rPr>
-          <w:rtl w:val="0"/>
-          <w:lang w:val="en-US"/>
-        </w:rPr>
-        <w:t>delegation_end_date</w:t>
-      </w:r>
-      <w:r>
-        <w:rPr>
-          <w:rtl w:val="0"/>
-          <w:lang w:val="en-US"/>
-        </w:rPr>
-        <w:t>”</w:t>
-      </w:r>
-      <w:r>
-        <w:rPr>
-          <w:rtl w:val="0"/>
-          <w:lang w:val="en-US"/>
-        </w:rPr>
-        <w:t>)</w:t>
-      </w:r>
-      <w:r>
-        <w:rPr>
-          <w:rtl w:val="0"/>
-          <w:lang w:val="en-US"/>
-        </w:rPr>
-        <w:t xml:space="preserve"> and delegation_end_date</w:t>
-      </w:r>
-      <w:r>
-        <w:rPr>
-          <w:rtl w:val="0"/>
-          <w:lang w:val="en-US"/>
-        </w:rPr>
-        <w:t xml:space="preserve"> -%}</w:t>
+          <w:outline w:val="0"/>
+          <w:color w:val="008e00"/>
+          <w:rtl w:val="0"/>
+          <w:lang w:val="en-US"/>
+          <w14:textFill>
+            <w14:solidFill>
+              <w14:srgbClr w14:val="008F00"/>
+            </w14:solidFill>
+          </w14:textFill>
+        </w:rPr>
+      </w:pPr>
+      <w:r>
+        <w:rPr>
+          <w:outline w:val="0"/>
+          <w:color w:val="008e00"/>
+          <w:rtl w:val="0"/>
+          <w:lang w:val="en-US"/>
+          <w14:textFill>
+            <w14:solidFill>
+              <w14:srgbClr w14:val="008F00"/>
+            </w14:solidFill>
+          </w14:textFill>
+        </w:rPr>
+        <w:t>{% endif -%}</w:t>
       </w:r>
     </w:p>
     <w:p>
@@ -842,32 +990,114 @@
         <w:ind w:right="0"/>
         <w:jc w:val="left"/>
         <w:rPr>
-          <w:rtl w:val="0"/>
-          <w:lang w:val="en-US"/>
-        </w:rPr>
-      </w:pPr>
-      <w:r>
-        <w:rPr>
-          <w:rtl w:val="0"/>
-          <w:lang w:val="en-US"/>
-        </w:rPr>
-        <w:t xml:space="preserve">You said you wanted permission to </w:t>
-      </w:r>
-      <w:r>
-        <w:rPr>
-          <w:b w:val="1"/>
-          <w:bCs w:val="1"/>
-          <w:rtl w:val="0"/>
-          <w:lang w:val="en-US"/>
-        </w:rPr>
-        <w:t>end on {{ delegation_end_date }}</w:t>
-      </w:r>
-      <w:r>
-        <w:rPr>
-          <w:rtl w:val="0"/>
-          <w:lang w:val="en-US"/>
-        </w:rPr>
-        <w:t>.</w:t>
+          <w:outline w:val="0"/>
+          <w:color w:val="ff2600"/>
+          <w:rtl w:val="0"/>
+          <w:lang w:val="en-US"/>
+          <w14:textFill>
+            <w14:solidFill>
+              <w14:srgbClr w14:val="FF2600"/>
+            </w14:solidFill>
+          </w14:textFill>
+        </w:rPr>
+      </w:pPr>
+      <w:r>
+        <w:rPr>
+          <w:outline w:val="0"/>
+          <w:color w:val="ff2600"/>
+          <w:rtl w:val="0"/>
+          <w:lang w:val="en-US"/>
+          <w14:textFill>
+            <w14:solidFill>
+              <w14:srgbClr w14:val="FF2600"/>
+            </w14:solidFill>
+          </w14:textFill>
+        </w:rPr>
+        <w:t>{</w:t>
+      </w:r>
+      <w:r>
+        <w:rPr>
+          <w:outline w:val="0"/>
+          <w:color w:val="ff2600"/>
+          <w:rtl w:val="0"/>
+          <w:lang w:val="en-US"/>
+          <w14:textFill>
+            <w14:solidFill>
+              <w14:srgbClr w14:val="FF2600"/>
+            </w14:solidFill>
+          </w14:textFill>
+        </w:rPr>
+        <w:t>%</w:t>
+      </w:r>
+      <w:r>
+        <w:rPr>
+          <w:outline w:val="0"/>
+          <w:color w:val="ff2600"/>
+          <w:rtl w:val="0"/>
+          <w:lang w:val="en-US"/>
+          <w14:textFill>
+            <w14:solidFill>
+              <w14:srgbClr w14:val="FF2600"/>
+            </w14:solidFill>
+          </w14:textFill>
+        </w:rPr>
+        <w:t>-</w:t>
+      </w:r>
+      <w:r>
+        <w:rPr>
+          <w:outline w:val="0"/>
+          <w:color w:val="ff2600"/>
+          <w:rtl w:val="0"/>
+          <w:lang w:val="en-US"/>
+          <w14:textFill>
+            <w14:solidFill>
+              <w14:srgbClr w14:val="FF2600"/>
+            </w14:solidFill>
+          </w14:textFill>
+        </w:rPr>
+        <w:t xml:space="preserve"> if </w:t>
+      </w:r>
+      <w:r>
+        <w:rPr>
+          <w:outline w:val="0"/>
+          <w:color w:val="ff2600"/>
+          <w:rtl w:val="0"/>
+          <w:lang w:val="en-US"/>
+          <w14:textFill>
+            <w14:solidFill>
+              <w14:srgbClr w14:val="FF2600"/>
+            </w14:solidFill>
+          </w14:textFill>
+        </w:rPr>
+        <w:t xml:space="preserve">not </w:t>
+      </w:r>
+      <w:r>
+        <w:rPr>
+          <w:outline w:val="0"/>
+          <w:color w:val="ff2600"/>
+          <w:rtl w:val="0"/>
+          <w:lang w:val="en-US"/>
+          <w14:textFill>
+            <w14:solidFill>
+              <w14:srgbClr w14:val="FF2600"/>
+            </w14:solidFill>
+          </w14:textFill>
+        </w:rPr>
+        <w:t>users[0].needs_TF_835</w:t>
+      </w:r>
+      <w:r>
+        <w:rPr>
+          <w:outline w:val="0"/>
+          <w:color w:val="ff2600"/>
+          <w:rtl w:val="0"/>
+          <w:lang w:val="en-US"/>
+          <w14:textFill>
+            <w14:solidFill>
+              <w14:srgbClr w14:val="FF2600"/>
+            </w14:solidFill>
+          </w14:textFill>
+        </w:rPr>
+        <w:t xml:space="preserve"> %}</w:t>
       </w:r>
     </w:p>
     <w:p>
@@ -881,16 +1111,44 @@
         <w:ind w:right="0"/>
         <w:jc w:val="left"/>
         <w:rPr>
-          <w:rtl w:val="0"/>
-          <w:lang w:val="en-US"/>
-        </w:rPr>
-      </w:pPr>
-      <w:r>
-        <w:rPr>
-          <w:rtl w:val="0"/>
-          <w:lang w:val="en-US"/>
-        </w:rPr>
-        <w:t>{%- endif %}</w:t>
+          <w:outline w:val="0"/>
+          <w:color w:val="942092"/>
+          <w:rtl w:val="0"/>
+          <w:lang w:val="en-US"/>
+          <w14:textFill>
+            <w14:solidFill>
+              <w14:srgbClr w14:val="942193"/>
+            </w14:solidFill>
+          </w14:textFill>
+        </w:rPr>
+      </w:pPr>
+      <w:r>
+        <w:rPr>
+          <w:outline w:val="0"/>
+          <w:color w:val="942092"/>
+          <w:rtl w:val="0"/>
+          <w:lang w:val="en-US"/>
+          <w14:textFill>
+            <w14:solidFill>
+              <w14:srgbClr w14:val="942193"/>
+            </w14:solidFill>
+          </w14:textFill>
+        </w:rPr>
+        <w:t>{%- if users[0].has_valid_id</w:t>
+      </w:r>
+      <w:r>
+        <w:rPr>
+          <w:outline w:val="0"/>
+          <w:color w:val="942092"/>
+          <w:rtl w:val="0"/>
+          <w:lang w:val="en-US"/>
+          <w14:textFill>
+            <w14:solidFill>
+              <w14:srgbClr w14:val="942193"/>
+            </w14:solidFill>
+          </w14:textFill>
+        </w:rPr>
+        <w:t xml:space="preserve"> %}</w:t>
       </w:r>
     </w:p>
     <w:p>
@@ -904,58 +1162,58 @@
         <w:ind w:right="0"/>
         <w:jc w:val="left"/>
         <w:rPr>
-          <w:rtl w:val="0"/>
-          <w:lang w:val="en-US"/>
-        </w:rPr>
-      </w:pPr>
-      <w:r>
-        <w:rPr>
-          <w:rtl w:val="0"/>
-          <w:lang w:val="en-US"/>
-        </w:rPr>
-        <w:t xml:space="preserve">While the notary is watching, sign those documents and have </w:t>
-      </w:r>
-      <w:r>
-        <w:rPr>
-          <w:rtl w:val="0"/>
-          <w:lang w:val="en-US"/>
-        </w:rPr>
-        <w:t>{</w:t>
-      </w:r>
-      <w:r>
-        <w:rPr>
-          <w:rtl w:val="0"/>
-          <w:lang w:val="en-US"/>
-        </w:rPr>
-        <w:t>{</w:t>
-      </w:r>
-      <w:r>
-        <w:rPr>
-          <w:rtl w:val="0"/>
-          <w:lang w:val="en-US"/>
-        </w:rPr>
-        <w:t xml:space="preserve"> caregivers[0].name.full() }</w:t>
-      </w:r>
-      <w:r>
-        <w:rPr>
-          <w:rtl w:val="0"/>
-          <w:lang w:val="en-US"/>
-        </w:rPr>
-        <w:t>} sign as well. Write that day</w:t>
-      </w:r>
-      <w:r>
-        <w:rPr>
-          <w:rtl w:val="0"/>
-          <w:lang w:val="en-US"/>
-        </w:rPr>
-        <w:t>’</w:t>
-      </w:r>
-      <w:r>
-        <w:rPr>
-          <w:rtl w:val="0"/>
-          <w:lang w:val="en-US"/>
-        </w:rPr>
-        <w:t>s date next to each signature.</w:t>
+          <w:outline w:val="0"/>
+          <w:color w:val="942092"/>
+          <w:rtl w:val="0"/>
+          <w:lang w:val="en-US"/>
+          <w14:textFill>
+            <w14:solidFill>
+              <w14:srgbClr w14:val="942193"/>
+            </w14:solidFill>
+          </w14:textFill>
+        </w:rPr>
+      </w:pPr>
+      <w:r>
+        <w:rPr>
+          <w:outline w:val="0"/>
+          <w:color w:val="942092"/>
+          <w:rtl w:val="0"/>
+          <w:lang w:val="en-US"/>
+          <w14:textFill>
+            <w14:solidFill>
+              <w14:srgbClr w14:val="942193"/>
+            </w14:solidFill>
+          </w14:textFill>
+        </w:rPr>
+        <w:t xml:space="preserve">{%- elif </w:t>
+      </w:r>
+      <w:r>
+        <w:rPr>
+          <w:outline w:val="0"/>
+          <w:color w:val="942092"/>
+          <w:rtl w:val="0"/>
+          <w:lang w:val="en-US"/>
+          <w14:textFill>
+            <w14:solidFill>
+              <w14:srgbClr w14:val="942193"/>
+            </w14:solidFill>
+          </w14:textFill>
+        </w:rPr>
+        <w:t>users[0].can_get_valid_id</w:t>
+      </w:r>
+      <w:r>
+        <w:rPr>
+          <w:outline w:val="0"/>
+          <w:color w:val="942092"/>
+          <w:rtl w:val="0"/>
+          <w:lang w:val="en-US"/>
+          <w14:textFill>
+            <w14:solidFill>
+              <w14:srgbClr w14:val="942193"/>
+            </w14:solidFill>
+          </w14:textFill>
+        </w:rPr>
+        <w:t xml:space="preserve"> %}</w:t>
       </w:r>
     </w:p>
     <w:p>
@@ -978,64 +1236,81 @@
           <w:rtl w:val="0"/>
           <w:lang w:val="en-US"/>
         </w:rPr>
-        <w:t>The notary will notarize both documents.</w:t>
+        <w:t xml:space="preserve">You </w:t>
+      </w:r>
+      <w:r>
+        <w:rPr>
+          <w:rtl w:val="0"/>
+          <w:lang w:val="en-US"/>
+        </w:rPr>
+        <w:t xml:space="preserve">said you </w:t>
+      </w:r>
+      <w:r>
+        <w:rPr>
+          <w:rtl w:val="0"/>
+          <w:lang w:val="en-US"/>
+        </w:rPr>
+        <w:t>plan to find a valid photo ID.</w:t>
+      </w:r>
+      <w:r>
+        <w:rPr>
+          <w:rtl w:val="0"/>
+          <w:lang w:val="en-US"/>
+        </w:rPr>
+        <w:t xml:space="preserve"> </w:t>
+      </w:r>
+      <w:r>
+        <w:rPr>
+          <w:rtl w:val="0"/>
+          <w:lang w:val="en-US"/>
+        </w:rPr>
+        <w:t>Valid photo IDs include:</w:t>
       </w:r>
     </w:p>
     <w:p>
       <w:pPr>
         <w:pStyle w:val="List Paragraph"/>
         <w:numPr>
-          <w:ilvl w:val="0"/>
-          <w:numId w:val="3"/>
+          <w:ilvl w:val="1"/>
+          <w:numId w:val="4"/>
         </w:numPr>
         <w:bidi w:val="0"/>
         <w:ind w:right="0"/>
         <w:jc w:val="left"/>
         <w:rPr>
-          <w:b w:val="1"/>
-          <w:bCs w:val="1"/>
-          <w:rtl w:val="0"/>
-          <w:lang w:val="en-US"/>
-        </w:rPr>
-      </w:pPr>
-      <w:r>
-        <w:rPr>
-          <w:b w:val="1"/>
-          <w:bCs w:val="1"/>
-          <w:rtl w:val="0"/>
-          <w:lang w:val="en-US"/>
-          <w14:textOutline w14:w="12700" w14:cap="flat">
-            <w14:noFill/>
-            <w14:miter w14:lim="400000"/>
-          </w14:textOutline>
-        </w:rPr>
-        <w:t xml:space="preserve">Keep </w:t>
-      </w:r>
-      <w:r>
-        <w:rPr>
-          <w:b w:val="1"/>
-          <w:bCs w:val="1"/>
-          <w:rtl w:val="0"/>
-          <w:lang w:val="en-US"/>
-          <w14:textOutline w14:w="12700" w14:cap="flat">
-            <w14:noFill/>
-            <w14:miter w14:lim="400000"/>
-          </w14:textOutline>
-        </w:rPr>
-        <w:t>one document</w:t>
-      </w:r>
-      <w:r>
-        <w:rPr>
-          <w:b w:val="1"/>
-          <w:bCs w:val="1"/>
-          <w:rtl w:val="0"/>
-          <w:lang w:val="en-US"/>
-          <w14:textOutline w14:w="12700" w14:cap="flat">
-            <w14:noFill/>
-            <w14:miter w14:lim="400000"/>
-          </w14:textOutline>
-        </w:rPr>
-        <w:t xml:space="preserve"> for yourself.</w:t>
+          <w:rtl w:val="0"/>
+          <w:lang w:val="en-US"/>
+        </w:rPr>
+      </w:pPr>
+      <w:r>
+        <w:rPr>
+          <w:rtl w:val="0"/>
+          <w:lang w:val="en-US"/>
+        </w:rPr>
+        <w:t>A US drivers license</w:t>
+      </w:r>
+    </w:p>
+    <w:p>
+      <w:pPr>
+        <w:pStyle w:val="List Paragraph"/>
+        <w:numPr>
+          <w:ilvl w:val="1"/>
+          <w:numId w:val="4"/>
+        </w:numPr>
+        <w:bidi w:val="0"/>
+        <w:ind w:right="0"/>
+        <w:jc w:val="left"/>
+        <w:rPr>
+          <w:rtl w:val="0"/>
+          <w:lang w:val="en-US"/>
+        </w:rPr>
+      </w:pPr>
+      <w:r>
+        <w:rPr>
+          <w:rtl w:val="0"/>
+          <w:lang w:val="en-US"/>
+        </w:rPr>
+        <w:t>A US passport</w:t>
       </w:r>
     </w:p>
     <w:p>
@@ -1049,258 +1324,44 @@
         <w:ind w:right="0"/>
         <w:jc w:val="left"/>
         <w:rPr>
-          <w:rtl w:val="0"/>
-          <w:lang w:val="en-US"/>
-        </w:rPr>
-      </w:pPr>
-      <w:r>
-        <w:rPr>
-          <w:rtl w:val="0"/>
-          <w:lang w:val="en-US"/>
-        </w:rPr>
-        <w:t>Give {</w:t>
-      </w:r>
-      <w:r>
-        <w:rPr>
-          <w:rtl w:val="0"/>
-          <w:lang w:val="en-US"/>
-        </w:rPr>
-        <w:t>{</w:t>
-      </w:r>
-      <w:r>
-        <w:rPr>
-          <w:rtl w:val="0"/>
-          <w:lang w:val="en-US"/>
-        </w:rPr>
-        <w:t xml:space="preserve"> caregivers[0].name.full() }</w:t>
-      </w:r>
-      <w:r>
-        <w:rPr>
-          <w:rtl w:val="0"/>
-          <w:lang w:val="en-US"/>
-        </w:rPr>
-        <w:t xml:space="preserve">} </w:t>
-      </w:r>
-      <w:r>
-        <w:rPr>
-          <w:rtl w:val="0"/>
-          <w:lang w:val="en-US"/>
-        </w:rPr>
-        <w:t>the</w:t>
-      </w:r>
-      <w:r>
-        <w:rPr>
-          <w:rtl w:val="0"/>
-          <w:lang w:val="en-US"/>
-        </w:rPr>
-        <w:t xml:space="preserve"> other signed and notarized</w:t>
-      </w:r>
-      <w:r>
-        <w:rPr>
-          <w:rtl w:val="0"/>
-          <w:lang w:val="en-US"/>
-        </w:rPr>
-        <w:t xml:space="preserve"> document.</w:t>
-      </w:r>
-    </w:p>
-    <w:p>
-      <w:pPr>
-        <w:pStyle w:val="List Paragraph"/>
-        <w:bidi w:val="0"/>
-        <w:ind w:left="0" w:right="0" w:firstLine="0"/>
-        <w:jc w:val="left"/>
-        <w:rPr>
-          <w:rtl w:val="0"/>
-        </w:rPr>
-      </w:pPr>
-    </w:p>
-    <w:p>
-      <w:pPr>
-        <w:pStyle w:val="List Paragraph"/>
-        <w:bidi w:val="0"/>
-        <w:ind w:left="0" w:right="0" w:firstLine="0"/>
-        <w:jc w:val="left"/>
-        <w:rPr>
-          <w:rtl w:val="0"/>
-        </w:rPr>
-      </w:pPr>
-      <w:r>
-        <w:rPr>
-          <w:rtl w:val="0"/>
-          <w:lang w:val="en-US"/>
-        </w:rPr>
-        <w:t xml:space="preserve">After that, {{ caregivers[0].name.full() }} can show </w:t>
-      </w:r>
-      <w:r>
-        <w:rPr>
-          <w:rtl w:val="0"/>
-          <w:lang w:val="en-US"/>
-        </w:rPr>
-        <w:t>their</w:t>
-      </w:r>
-      <w:r>
-        <w:rPr>
-          <w:rtl w:val="0"/>
-          <w:lang w:val="en-US"/>
-        </w:rPr>
-        <w:t xml:space="preserve"> document to prove they have permission to make decisions fo</w:t>
-      </w:r>
-      <w:r>
-        <w:rPr>
-          <w:rtl w:val="0"/>
-          <w:lang w:val="en-US"/>
-        </w:rPr>
-        <w:t xml:space="preserve">r {{ comma_and_list( </w:t>
-      </w:r>
-      <w:r>
-        <w:rPr>
-          <w:rtl w:val="0"/>
-          <w:lang w:val="en-US"/>
-        </w:rPr>
-        <w:t>parental_delegation_children</w:t>
-      </w:r>
-      <w:r>
-        <w:rPr>
-          <w:rtl w:val="0"/>
-          <w:lang w:val="en-US"/>
-        </w:rPr>
-        <w:t xml:space="preserve"> ) }}</w:t>
-      </w:r>
-      <w:r>
-        <w:rPr>
-          <w:rtl w:val="0"/>
-          <w:lang w:val="en-US"/>
-        </w:rPr>
-        <w:t>.</w:t>
-      </w:r>
-    </w:p>
-    <w:p>
-      <w:pPr>
-        <w:pStyle w:val="List Paragraph"/>
-        <w:bidi w:val="0"/>
-        <w:ind w:left="0" w:right="0" w:firstLine="0"/>
-        <w:jc w:val="left"/>
-        <w:rPr>
-          <w:rtl w:val="0"/>
-        </w:rPr>
-      </w:pPr>
-    </w:p>
-    <w:p>
-      <w:pPr>
-        <w:pStyle w:val="List Paragraph"/>
-        <w:bidi w:val="0"/>
-        <w:ind w:left="0" w:right="0" w:firstLine="0"/>
-        <w:jc w:val="left"/>
-        <w:rPr>
-          <w:rtl w:val="0"/>
-        </w:rPr>
-      </w:pPr>
-      <w:r>
-        <w:rPr>
-          <w:rtl w:val="0"/>
-          <w:lang w:val="en-US"/>
-        </w:rPr>
-        <w:t>You may also want to:</w:t>
-      </w:r>
-    </w:p>
-    <w:p>
-      <w:pPr>
-        <w:pStyle w:val="List Paragraph"/>
-        <w:numPr>
-          <w:ilvl w:val="0"/>
-          <w:numId w:val="4"/>
-        </w:numPr>
-        <w:bidi w:val="0"/>
-        <w:ind w:right="0"/>
-        <w:jc w:val="left"/>
-        <w:rPr>
-          <w:rtl w:val="0"/>
-          <w:lang w:val="en-US"/>
-        </w:rPr>
-      </w:pPr>
-      <w:r>
-        <w:rPr>
-          <w:rtl w:val="0"/>
-          <w:lang w:val="en-US"/>
-        </w:rPr>
-        <w:t>A</w:t>
-      </w:r>
-      <w:r>
-        <w:rPr>
-          <w:rtl w:val="0"/>
-          <w:lang w:val="en-US"/>
-        </w:rPr>
-        <w:t>dd {</w:t>
-      </w:r>
-      <w:r>
-        <w:rPr>
-          <w:rtl w:val="0"/>
-          <w:lang w:val="en-US"/>
-        </w:rPr>
-        <w:t>{</w:t>
-      </w:r>
-      <w:r>
-        <w:rPr>
-          <w:rtl w:val="0"/>
-          <w:lang w:val="en-US"/>
-        </w:rPr>
-        <w:t xml:space="preserve"> caregivers[0].name.full() }</w:t>
-      </w:r>
-      <w:r>
-        <w:rPr>
-          <w:rtl w:val="0"/>
-          <w:lang w:val="en-US"/>
-        </w:rPr>
-        <w:t>}</w:t>
-      </w:r>
-      <w:r>
-        <w:rPr>
-          <w:rtl w:val="0"/>
-          <w:lang w:val="en-US"/>
-        </w:rPr>
-        <w:t xml:space="preserve"> as an emergency contact with</w:t>
-      </w:r>
-      <w:r>
-        <w:rPr>
-          <w:rtl w:val="0"/>
-          <w:lang w:val="en-US"/>
-        </w:rPr>
-        <w:t xml:space="preserve"> the</w:t>
-      </w:r>
-      <w:r>
-        <w:rPr>
-          <w:rtl w:val="0"/>
-          <w:lang w:val="en-US"/>
-        </w:rPr>
-        <w:t xml:space="preserve"> school</w:t>
-      </w:r>
-      <w:r>
-        <w:rPr>
-          <w:rtl w:val="0"/>
-          <w:lang w:val="en-US"/>
-        </w:rPr>
-        <w:t>s</w:t>
-      </w:r>
-      <w:r>
-        <w:rPr>
-          <w:rtl w:val="0"/>
-          <w:lang w:val="en-US"/>
-        </w:rPr>
-        <w:t>, doctor</w:t>
-      </w:r>
-      <w:r>
-        <w:rPr>
-          <w:rtl w:val="0"/>
-          <w:lang w:val="en-US"/>
-        </w:rPr>
-        <w:t>s</w:t>
-      </w:r>
-      <w:r>
-        <w:rPr>
-          <w:rtl w:val="0"/>
-          <w:lang w:val="en-US"/>
-        </w:rPr>
-        <w:t>, and childcare provider.</w:t>
+          <w:outline w:val="0"/>
+          <w:color w:val="942092"/>
+          <w:rtl w:val="0"/>
+          <w:lang w:val="en-US"/>
+          <w14:textFill>
+            <w14:solidFill>
+              <w14:srgbClr w14:val="942193"/>
+            </w14:solidFill>
+          </w14:textFill>
+        </w:rPr>
+      </w:pPr>
+      <w:r>
+        <w:rPr>
+          <w:outline w:val="0"/>
+          <w:color w:val="942092"/>
+          <w:rtl w:val="0"/>
+          <w:lang w:val="en-US"/>
+          <w14:textFill>
+            <w14:solidFill>
+              <w14:srgbClr w14:val="942193"/>
+            </w14:solidFill>
+          </w14:textFill>
+        </w:rPr>
+        <w:t>{%</w:t>
+      </w:r>
+      <w:r>
+        <w:rPr>
+          <w:outline w:val="0"/>
+          <w:color w:val="942092"/>
+          <w:rtl w:val="0"/>
+          <w:lang w:val="en-US"/>
+          <w14:textFill>
+            <w14:solidFill>
+              <w14:srgbClr w14:val="942193"/>
+            </w14:solidFill>
+          </w14:textFill>
+        </w:rPr>
+        <w:t>- else %}</w:t>
       </w:r>
     </w:p>
     <w:p>
@@ -1323,8 +1384,172 @@
           <w:rtl w:val="0"/>
           <w:lang w:val="en-US"/>
         </w:rPr>
-        <w:t xml:space="preserve">Give </w:t>
-      </w:r>
+        <w:t>You plan go to a notary public (or someone else who has the power to take oaths) without a photo ID.</w:t>
+      </w:r>
+    </w:p>
+    <w:p>
+      <w:pPr>
+        <w:pStyle w:val="List Paragraph"/>
+        <w:numPr>
+          <w:ilvl w:val="0"/>
+          <w:numId w:val="2"/>
+        </w:numPr>
+        <w:bidi w:val="0"/>
+        <w:ind w:right="0"/>
+        <w:jc w:val="left"/>
+        <w:rPr>
+          <w:outline w:val="0"/>
+          <w:color w:val="942092"/>
+          <w:rtl w:val="0"/>
+          <w:lang w:val="en-US"/>
+          <w14:textFill>
+            <w14:solidFill>
+              <w14:srgbClr w14:val="942193"/>
+            </w14:solidFill>
+          </w14:textFill>
+        </w:rPr>
+      </w:pPr>
+      <w:r>
+        <w:rPr>
+          <w:outline w:val="0"/>
+          <w:color w:val="942092"/>
+          <w:rtl w:val="0"/>
+          <w:lang w:val="en-US"/>
+          <w14:textFill>
+            <w14:solidFill>
+              <w14:srgbClr w14:val="942193"/>
+            </w14:solidFill>
+          </w14:textFill>
+        </w:rPr>
+        <w:t>{%</w:t>
+      </w:r>
+      <w:r>
+        <w:rPr>
+          <w:outline w:val="0"/>
+          <w:color w:val="942092"/>
+          <w:rtl w:val="0"/>
+          <w:lang w:val="en-US"/>
+          <w14:textFill>
+            <w14:solidFill>
+              <w14:srgbClr w14:val="942193"/>
+            </w14:solidFill>
+          </w14:textFill>
+        </w:rPr>
+        <w:t>- endif %}</w:t>
+      </w:r>
+    </w:p>
+    <w:p>
+      <w:pPr>
+        <w:pStyle w:val="List Paragraph"/>
+        <w:numPr>
+          <w:ilvl w:val="0"/>
+          <w:numId w:val="2"/>
+        </w:numPr>
+        <w:bidi w:val="0"/>
+        <w:ind w:right="0"/>
+        <w:jc w:val="left"/>
+        <w:rPr>
+          <w:outline w:val="0"/>
+          <w:color w:val="ff40ff"/>
+          <w:rtl w:val="0"/>
+          <w:lang w:val="en-US"/>
+          <w14:textFill>
+            <w14:solidFill>
+              <w14:srgbClr w14:val="FF40FF"/>
+            </w14:solidFill>
+          </w14:textFill>
+        </w:rPr>
+      </w:pPr>
+      <w:r>
+        <w:rPr>
+          <w:outline w:val="0"/>
+          <w:color w:val="ff40ff"/>
+          <w:rtl w:val="0"/>
+          <w:lang w:val="en-US"/>
+          <w14:textFill>
+            <w14:solidFill>
+              <w14:srgbClr w14:val="FF40FF"/>
+            </w14:solidFill>
+          </w14:textFill>
+        </w:rPr>
+        <w:t>{%- if users[0].valid_id_next_steps</w:t>
+      </w:r>
+      <w:r>
+        <w:rPr>
+          <w:outline w:val="0"/>
+          <w:color w:val="ff40ff"/>
+          <w:rtl w:val="0"/>
+          <w:lang w:val="en-US"/>
+          <w14:textFill>
+            <w14:solidFill>
+              <w14:srgbClr w14:val="FF40FF"/>
+            </w14:solidFill>
+          </w14:textFill>
+        </w:rPr>
+        <w:t xml:space="preserve"> %}</w:t>
+      </w:r>
+    </w:p>
+    <w:p>
+      <w:pPr>
+        <w:pStyle w:val="List Paragraph"/>
+        <w:numPr>
+          <w:ilvl w:val="0"/>
+          <w:numId w:val="2"/>
+        </w:numPr>
+        <w:bidi w:val="0"/>
+        <w:ind w:right="0"/>
+        <w:jc w:val="left"/>
+        <w:rPr>
+          <w:rtl w:val="0"/>
+          <w:lang w:val="en-US"/>
+        </w:rPr>
+      </w:pPr>
+      <w:r>
+        <w:rPr>
+          <w:rtl w:val="0"/>
+          <w:lang w:val="en-US"/>
+        </w:rPr>
+        <w:t>Your</w:t>
+      </w:r>
+      <w:r>
+        <w:rPr>
+          <w:rtl w:val="0"/>
+          <w:lang w:val="en-US"/>
+        </w:rPr>
+        <w:t xml:space="preserve"> said your</w:t>
+      </w:r>
+      <w:r>
+        <w:rPr>
+          <w:rtl w:val="0"/>
+          <w:lang w:val="en-US"/>
+        </w:rPr>
+        <w:t xml:space="preserve"> next steps </w:t>
+      </w:r>
+      <w:r>
+        <w:rPr>
+          <w:rtl w:val="0"/>
+          <w:lang w:val="en-US"/>
+        </w:rPr>
+        <w:t>to make sure you bring</w:t>
+      </w:r>
+      <w:r>
+        <w:rPr>
+          <w:rtl w:val="0"/>
+          <w:lang w:val="en-US"/>
+        </w:rPr>
+        <w:t xml:space="preserve"> a valid photo ID:</w:t>
+      </w:r>
+    </w:p>
+    <w:p>
+      <w:pPr>
+        <w:pStyle w:val="List Paragraph"/>
+        <w:bidi w:val="0"/>
+        <w:ind w:left="720" w:right="0" w:firstLine="0"/>
+        <w:jc w:val="left"/>
+        <w:rPr>
+          <w:rtl w:val="0"/>
+        </w:rPr>
+      </w:pPr>
       <w:r>
         <w:rPr>
           <w:rtl w:val="0"/>
@@ -1337,10 +1562,663 @@
           <w:rtl w:val="0"/>
           <w:lang w:val="en-US"/>
         </w:rPr>
+        <w:t>{ users[0].valid_id_next_steps }</w:t>
+      </w:r>
+      <w:r>
+        <w:rPr>
+          <w:rtl w:val="0"/>
+          <w:lang w:val="en-US"/>
+        </w:rPr>
+        <w:t>}</w:t>
+      </w:r>
+    </w:p>
+    <w:p>
+      <w:pPr>
+        <w:pStyle w:val="List Paragraph"/>
+        <w:numPr>
+          <w:ilvl w:val="0"/>
+          <w:numId w:val="2"/>
+        </w:numPr>
+        <w:bidi w:val="0"/>
+        <w:ind w:right="0"/>
+        <w:jc w:val="left"/>
+        <w:rPr>
+          <w:outline w:val="0"/>
+          <w:color w:val="ff40ff"/>
+          <w:rtl w:val="0"/>
+          <w:lang w:val="en-US"/>
+          <w14:textFill>
+            <w14:solidFill>
+              <w14:srgbClr w14:val="FF40FF"/>
+            </w14:solidFill>
+          </w14:textFill>
+        </w:rPr>
+      </w:pPr>
+      <w:r>
+        <w:rPr>
+          <w:outline w:val="0"/>
+          <w:color w:val="ff40ff"/>
+          <w:rtl w:val="0"/>
+          <w:lang w:val="en-US"/>
+          <w14:textFill>
+            <w14:solidFill>
+              <w14:srgbClr w14:val="FF40FF"/>
+            </w14:solidFill>
+          </w14:textFill>
+        </w:rPr>
+        <w:t>{%- endif %}</w:t>
+      </w:r>
+    </w:p>
+    <w:p>
+      <w:pPr>
+        <w:pStyle w:val="List Paragraph"/>
+        <w:numPr>
+          <w:ilvl w:val="0"/>
+          <w:numId w:val="2"/>
+        </w:numPr>
+        <w:bidi w:val="0"/>
+        <w:ind w:right="0"/>
+        <w:jc w:val="left"/>
+        <w:rPr>
+          <w:rtl w:val="0"/>
+          <w:lang w:val="en-US"/>
+        </w:rPr>
+      </w:pPr>
+      <w:r>
+        <w:rPr>
+          <w:rtl w:val="0"/>
+          <w:lang w:val="en-US"/>
+        </w:rPr>
+        <w:t xml:space="preserve">Go to a notary </w:t>
+      </w:r>
+      <w:r>
+        <w:rPr>
+          <w:rtl w:val="0"/>
+          <w:lang w:val="en-US"/>
+        </w:rPr>
+        <w:t>or someone else who has the power to take oaths</w:t>
+      </w:r>
+      <w:r>
+        <w:rPr>
+          <w:rtl w:val="0"/>
+          <w:lang w:val="en-US"/>
+        </w:rPr>
+        <w:t xml:space="preserve">  certified in Alaska.</w:t>
+      </w:r>
+      <w:r>
+        <w:rPr>
+          <w:rtl w:val="0"/>
+          <w:lang w:val="en-US"/>
+        </w:rPr>
+        <w:t xml:space="preserve"> To read more about finding a notary, go to </w:t>
+      </w:r>
+      <w:r>
+        <w:rPr>
+          <w:rStyle w:val="Hyperlink.0"/>
+        </w:rPr>
+        <w:fldChar w:fldCharType="begin" w:fldLock="0"/>
+      </w:r>
+      <w:r>
+        <w:rPr>
+          <w:rStyle w:val="Hyperlink.0"/>
+        </w:rPr>
+        <w:instrText xml:space="preserve"> HYPERLINK "https://courtformsonline.org/guides/finding-and-using-a-notary"</w:instrText>
+      </w:r>
+      <w:r>
+        <w:rPr>
+          <w:rStyle w:val="Hyperlink.0"/>
+        </w:rPr>
+        <w:fldChar w:fldCharType="separate" w:fldLock="0"/>
+      </w:r>
+      <w:r>
+        <w:rPr>
+          <w:rStyle w:val="Hyperlink.0"/>
+          <w:rtl w:val="0"/>
+          <w:lang w:val="en-US"/>
+        </w:rPr>
+        <w:t>https://courtformsonline.org/guides/finding-and-using-a-notary</w:t>
+      </w:r>
+      <w:r>
+        <w:rPr/>
+        <w:fldChar w:fldCharType="end" w:fldLock="0"/>
+      </w:r>
+      <w:r>
+        <w:rPr>
+          <w:rtl w:val="0"/>
+          <w:lang w:val="en-US"/>
+        </w:rPr>
+        <w:t>.</w:t>
+      </w:r>
+    </w:p>
+    <w:p>
+      <w:pPr>
+        <w:pStyle w:val="List Paragraph"/>
+        <w:numPr>
+          <w:ilvl w:val="0"/>
+          <w:numId w:val="2"/>
+        </w:numPr>
+        <w:bidi w:val="0"/>
+        <w:ind w:right="0"/>
+        <w:jc w:val="left"/>
+        <w:rPr>
+          <w:rtl w:val="0"/>
+          <w:lang w:val="en-US"/>
+        </w:rPr>
+      </w:pPr>
+      <w:r>
+        <w:rPr>
+          <w:rtl w:val="0"/>
+          <w:lang w:val="en-US"/>
+        </w:rPr>
+        <w:t>While that person is watching, write down the start date and end date on the blank spaces on both documents.</w:t>
+      </w:r>
+    </w:p>
+    <w:p>
+      <w:pPr>
+        <w:pStyle w:val="List Paragraph"/>
+        <w:numPr>
+          <w:ilvl w:val="0"/>
+          <w:numId w:val="2"/>
+        </w:numPr>
+        <w:bidi w:val="0"/>
+        <w:ind w:right="0"/>
+        <w:jc w:val="left"/>
+        <w:rPr>
+          <w:outline w:val="0"/>
+          <w:color w:val="ff2600"/>
+          <w:rtl w:val="0"/>
+          <w:lang w:val="en-US"/>
+          <w14:textFill>
+            <w14:solidFill>
+              <w14:srgbClr w14:val="FF2600"/>
+            </w14:solidFill>
+          </w14:textFill>
+        </w:rPr>
+      </w:pPr>
+      <w:r>
+        <w:rPr>
+          <w:outline w:val="0"/>
+          <w:color w:val="ff2600"/>
+          <w:rtl w:val="0"/>
+          <w:lang w:val="en-US"/>
+          <w14:textFill>
+            <w14:solidFill>
+              <w14:srgbClr w14:val="FF2600"/>
+            </w14:solidFill>
+          </w14:textFill>
+        </w:rPr>
+        <w:t>{%- endif %}</w:t>
+      </w:r>
+    </w:p>
+    <w:p>
+      <w:pPr>
+        <w:pStyle w:val="List Paragraph"/>
+        <w:numPr>
+          <w:ilvl w:val="0"/>
+          <w:numId w:val="2"/>
+        </w:numPr>
+        <w:bidi w:val="0"/>
+        <w:ind w:right="0"/>
+        <w:jc w:val="left"/>
+        <w:rPr>
+          <w:outline w:val="0"/>
+          <w:color w:val="008e00"/>
+          <w:rtl w:val="0"/>
+          <w:lang w:val="en-US"/>
+          <w14:textFill>
+            <w14:solidFill>
+              <w14:srgbClr w14:val="008F00"/>
+            </w14:solidFill>
+          </w14:textFill>
+        </w:rPr>
+      </w:pPr>
+      <w:r>
+        <w:rPr>
+          <w:outline w:val="0"/>
+          <w:color w:val="008e00"/>
+          <w:rtl w:val="0"/>
+          <w:lang w:val="en-US"/>
+          <w14:textFill>
+            <w14:solidFill>
+              <w14:srgbClr w14:val="008F00"/>
+            </w14:solidFill>
+          </w14:textFill>
+        </w:rPr>
+        <w:t xml:space="preserve">{%- if not </w:t>
+      </w:r>
+      <w:r>
+        <w:rPr>
+          <w:outline w:val="0"/>
+          <w:color w:val="008e00"/>
+          <w:rtl w:val="0"/>
+          <w:lang w:val="en-US"/>
+          <w14:textFill>
+            <w14:solidFill>
+              <w14:srgbClr w14:val="008F00"/>
+            </w14:solidFill>
+          </w14:textFill>
+        </w:rPr>
+        <w:t>decide_delegation_dates_later</w:t>
+      </w:r>
+      <w:r>
+        <w:rPr>
+          <w:outline w:val="0"/>
+          <w:color w:val="008e00"/>
+          <w:rtl w:val="0"/>
+          <w:lang w:val="en-US"/>
+          <w14:textFill>
+            <w14:solidFill>
+              <w14:srgbClr w14:val="008F00"/>
+            </w14:solidFill>
+          </w14:textFill>
+        </w:rPr>
+        <w:t xml:space="preserve"> and delegation_start_date</w:t>
+      </w:r>
+      <w:r>
+        <w:rPr>
+          <w:outline w:val="0"/>
+          <w:color w:val="008e00"/>
+          <w:rtl w:val="0"/>
+          <w:lang w:val="en-US"/>
+          <w14:textFill>
+            <w14:solidFill>
+              <w14:srgbClr w14:val="008F00"/>
+            </w14:solidFill>
+          </w14:textFill>
+        </w:rPr>
+        <w:t xml:space="preserve"> </w:t>
+      </w:r>
+      <w:r>
+        <w:rPr>
+          <w:outline w:val="0"/>
+          <w:color w:val="008e00"/>
+          <w:rtl w:val="0"/>
+          <w:lang w:val="en-US"/>
+          <w14:textFill>
+            <w14:solidFill>
+              <w14:srgbClr w14:val="008F00"/>
+            </w14:solidFill>
+          </w14:textFill>
+        </w:rPr>
+        <w:t>%}</w:t>
+      </w:r>
+    </w:p>
+    <w:p>
+      <w:pPr>
+        <w:pStyle w:val="List Paragraph"/>
+        <w:numPr>
+          <w:ilvl w:val="0"/>
+          <w:numId w:val="2"/>
+        </w:numPr>
+        <w:bidi w:val="0"/>
+        <w:ind w:right="0"/>
+        <w:jc w:val="left"/>
+        <w:rPr>
+          <w:rtl w:val="0"/>
+          <w:lang w:val="en-US"/>
+        </w:rPr>
+      </w:pPr>
+      <w:r>
+        <w:rPr>
+          <w:rtl w:val="0"/>
+          <w:lang w:val="en-US"/>
+        </w:rPr>
+        <w:t xml:space="preserve">You said you wanted permission to </w:t>
+      </w:r>
+      <w:r>
+        <w:rPr>
+          <w:b w:val="1"/>
+          <w:bCs w:val="1"/>
+          <w:rtl w:val="0"/>
+          <w:lang w:val="en-US"/>
+        </w:rPr>
+        <w:t>start on {{ delegation_start_date }}</w:t>
+      </w:r>
+      <w:r>
+        <w:rPr>
+          <w:rtl w:val="0"/>
+          <w:lang w:val="en-US"/>
+        </w:rPr>
+        <w:t>. Write that in the blank space for the start date.</w:t>
+      </w:r>
+    </w:p>
+    <w:p>
+      <w:pPr>
+        <w:pStyle w:val="List Paragraph"/>
+        <w:numPr>
+          <w:ilvl w:val="0"/>
+          <w:numId w:val="2"/>
+        </w:numPr>
+        <w:bidi w:val="0"/>
+        <w:ind w:right="0"/>
+        <w:jc w:val="left"/>
+        <w:rPr>
+          <w:outline w:val="0"/>
+          <w:color w:val="008e00"/>
+          <w:rtl w:val="0"/>
+          <w:lang w:val="en-US"/>
+          <w14:textFill>
+            <w14:solidFill>
+              <w14:srgbClr w14:val="008F00"/>
+            </w14:solidFill>
+          </w14:textFill>
+        </w:rPr>
+      </w:pPr>
+      <w:r>
+        <w:rPr>
+          <w:outline w:val="0"/>
+          <w:color w:val="008e00"/>
+          <w:rtl w:val="0"/>
+          <w:lang w:val="en-US"/>
+          <w14:textFill>
+            <w14:solidFill>
+              <w14:srgbClr w14:val="008F00"/>
+            </w14:solidFill>
+          </w14:textFill>
+        </w:rPr>
+        <w:t>{%- endif %}</w:t>
+      </w:r>
+    </w:p>
+    <w:p>
+      <w:pPr>
+        <w:pStyle w:val="List Paragraph"/>
+        <w:numPr>
+          <w:ilvl w:val="0"/>
+          <w:numId w:val="2"/>
+        </w:numPr>
+        <w:bidi w:val="0"/>
+        <w:ind w:right="0"/>
+        <w:jc w:val="left"/>
+        <w:rPr>
+          <w:outline w:val="0"/>
+          <w:color w:val="ff40ff"/>
+          <w:rtl w:val="0"/>
+          <w:lang w:val="en-US"/>
+          <w14:textFill>
+            <w14:solidFill>
+              <w14:srgbClr w14:val="FF40FF"/>
+            </w14:solidFill>
+          </w14:textFill>
+        </w:rPr>
+      </w:pPr>
+      <w:r>
+        <w:rPr>
+          <w:outline w:val="0"/>
+          <w:color w:val="ff40ff"/>
+          <w:rtl w:val="0"/>
+          <w:lang w:val="en-US"/>
+          <w14:textFill>
+            <w14:solidFill>
+              <w14:srgbClr w14:val="FF40FF"/>
+            </w14:solidFill>
+          </w14:textFill>
+        </w:rPr>
+        <w:t>{%- if not decide_delegation_dates_later</w:t>
+      </w:r>
+      <w:r>
+        <w:rPr>
+          <w:outline w:val="0"/>
+          <w:color w:val="ff40ff"/>
+          <w:rtl w:val="0"/>
+          <w:lang w:val="en-US"/>
+          <w14:textFill>
+            <w14:solidFill>
+              <w14:srgbClr w14:val="FF40FF"/>
+            </w14:solidFill>
+          </w14:textFill>
+        </w:rPr>
+        <w:t xml:space="preserve"> and delegation_end_date</w:t>
+      </w:r>
+      <w:r>
+        <w:rPr>
+          <w:outline w:val="0"/>
+          <w:color w:val="ff40ff"/>
+          <w:rtl w:val="0"/>
+          <w:lang w:val="en-US"/>
+          <w14:textFill>
+            <w14:solidFill>
+              <w14:srgbClr w14:val="FF40FF"/>
+            </w14:solidFill>
+          </w14:textFill>
+        </w:rPr>
+        <w:t xml:space="preserve"> %}</w:t>
+      </w:r>
+    </w:p>
+    <w:p>
+      <w:pPr>
+        <w:pStyle w:val="List Paragraph"/>
+        <w:numPr>
+          <w:ilvl w:val="0"/>
+          <w:numId w:val="2"/>
+        </w:numPr>
+        <w:bidi w:val="0"/>
+        <w:ind w:right="0"/>
+        <w:jc w:val="left"/>
+        <w:rPr>
+          <w:rtl w:val="0"/>
+          <w:lang w:val="en-US"/>
+        </w:rPr>
+      </w:pPr>
+      <w:r>
+        <w:rPr>
+          <w:rtl w:val="0"/>
+          <w:lang w:val="en-US"/>
+        </w:rPr>
+        <w:t xml:space="preserve">You said you wanted permission to </w:t>
+      </w:r>
+      <w:r>
+        <w:rPr>
+          <w:b w:val="1"/>
+          <w:bCs w:val="1"/>
+          <w:rtl w:val="0"/>
+          <w:lang w:val="en-US"/>
+        </w:rPr>
+        <w:t>end on {{ delegation_end_date }}</w:t>
+      </w:r>
+      <w:r>
+        <w:rPr>
+          <w:rtl w:val="0"/>
+          <w:lang w:val="en-US"/>
+        </w:rPr>
+        <w:t>.</w:t>
+      </w:r>
+      <w:r>
+        <w:rPr>
+          <w:rtl w:val="0"/>
+          <w:lang w:val="en-US"/>
+        </w:rPr>
+        <w:t xml:space="preserve"> Write that in the blank space for the </w:t>
+      </w:r>
+      <w:r>
+        <w:rPr>
+          <w:rtl w:val="0"/>
+          <w:lang w:val="en-US"/>
+        </w:rPr>
+        <w:t>end</w:t>
+      </w:r>
+      <w:r>
+        <w:rPr>
+          <w:rtl w:val="0"/>
+          <w:lang w:val="en-US"/>
+        </w:rPr>
+        <w:t xml:space="preserve"> date.</w:t>
+      </w:r>
+    </w:p>
+    <w:p>
+      <w:pPr>
+        <w:pStyle w:val="List Paragraph"/>
+        <w:numPr>
+          <w:ilvl w:val="0"/>
+          <w:numId w:val="2"/>
+        </w:numPr>
+        <w:bidi w:val="0"/>
+        <w:ind w:right="0"/>
+        <w:jc w:val="left"/>
+        <w:rPr>
+          <w:outline w:val="0"/>
+          <w:color w:val="ff40ff"/>
+          <w:rtl w:val="0"/>
+          <w:lang w:val="en-US"/>
+          <w14:textFill>
+            <w14:solidFill>
+              <w14:srgbClr w14:val="FF40FF"/>
+            </w14:solidFill>
+          </w14:textFill>
+        </w:rPr>
+      </w:pPr>
+      <w:r>
+        <w:rPr>
+          <w:outline w:val="0"/>
+          <w:color w:val="ff40ff"/>
+          <w:rtl w:val="0"/>
+          <w:lang w:val="en-US"/>
+          <w14:textFill>
+            <w14:solidFill>
+              <w14:srgbClr w14:val="FF40FF"/>
+            </w14:solidFill>
+          </w14:textFill>
+        </w:rPr>
+        <w:t>{%- endif %}</w:t>
+      </w:r>
+    </w:p>
+    <w:p>
+      <w:pPr>
+        <w:pStyle w:val="List Paragraph"/>
+        <w:numPr>
+          <w:ilvl w:val="0"/>
+          <w:numId w:val="2"/>
+        </w:numPr>
+        <w:bidi w:val="0"/>
+        <w:ind w:right="0"/>
+        <w:jc w:val="left"/>
+        <w:rPr>
+          <w:outline w:val="0"/>
+          <w:color w:val="929000"/>
+          <w:rtl w:val="0"/>
+          <w:lang w:val="en-US"/>
+          <w14:textFill>
+            <w14:solidFill>
+              <w14:srgbClr w14:val="929000"/>
+            </w14:solidFill>
+          </w14:textFill>
+        </w:rPr>
+      </w:pPr>
+      <w:r>
+        <w:rPr>
+          <w:outline w:val="0"/>
+          <w:color w:val="929000"/>
+          <w:rtl w:val="0"/>
+          <w:lang w:val="en-US"/>
+          <w14:textFill>
+            <w14:solidFill>
+              <w14:srgbClr w14:val="929000"/>
+            </w14:solidFill>
+          </w14:textFill>
+        </w:rPr>
         <w:t>{</w:t>
       </w:r>
       <w:r>
         <w:rPr>
+          <w:outline w:val="0"/>
+          <w:color w:val="929000"/>
+          <w:rtl w:val="0"/>
+          <w:lang w:val="en-US"/>
+          <w14:textFill>
+            <w14:solidFill>
+              <w14:srgbClr w14:val="929000"/>
+            </w14:solidFill>
+          </w14:textFill>
+        </w:rPr>
+        <w:t>%</w:t>
+      </w:r>
+      <w:r>
+        <w:rPr>
+          <w:outline w:val="0"/>
+          <w:color w:val="929000"/>
+          <w:rtl w:val="0"/>
+          <w:lang w:val="en-US"/>
+          <w14:textFill>
+            <w14:solidFill>
+              <w14:srgbClr w14:val="929000"/>
+            </w14:solidFill>
+          </w14:textFill>
+        </w:rPr>
+        <w:t>-</w:t>
+      </w:r>
+      <w:r>
+        <w:rPr>
+          <w:outline w:val="0"/>
+          <w:color w:val="929000"/>
+          <w:rtl w:val="0"/>
+          <w:lang w:val="en-US"/>
+          <w14:textFill>
+            <w14:solidFill>
+              <w14:srgbClr w14:val="929000"/>
+            </w14:solidFill>
+          </w14:textFill>
+        </w:rPr>
+        <w:t xml:space="preserve"> if users[0].needs_TF_835</w:t>
+      </w:r>
+      <w:r>
+        <w:rPr>
+          <w:outline w:val="0"/>
+          <w:color w:val="929000"/>
+          <w:rtl w:val="0"/>
+          <w:lang w:val="en-US"/>
+          <w14:textFill>
+            <w14:solidFill>
+              <w14:srgbClr w14:val="929000"/>
+            </w14:solidFill>
+          </w14:textFill>
+        </w:rPr>
+        <w:t xml:space="preserve"> %}</w:t>
+      </w:r>
+    </w:p>
+    <w:p>
+      <w:pPr>
+        <w:pStyle w:val="List Paragraph"/>
+        <w:numPr>
+          <w:ilvl w:val="0"/>
+          <w:numId w:val="2"/>
+        </w:numPr>
+        <w:bidi w:val="0"/>
+        <w:ind w:right="0"/>
+        <w:jc w:val="left"/>
+        <w:rPr>
+          <w:rtl w:val="0"/>
+          <w:lang w:val="en-US"/>
+        </w:rPr>
+      </w:pPr>
+      <w:r>
+        <w:rPr>
+          <w:rtl w:val="0"/>
+          <w:lang w:val="en-US"/>
+        </w:rPr>
+        <w:t xml:space="preserve">Sign both documents </w:t>
+      </w:r>
+      <w:r>
+        <w:rPr>
+          <w:rtl w:val="0"/>
+          <w:lang w:val="en-US"/>
+        </w:rPr>
+        <w:t xml:space="preserve">and have </w:t>
+      </w:r>
+      <w:r>
+        <w:rPr>
+          <w:rtl w:val="0"/>
+          <w:lang w:val="en-US"/>
+        </w:rPr>
+        <w:t>{</w:t>
+      </w:r>
+      <w:r>
+        <w:rPr>
+          <w:rtl w:val="0"/>
+          <w:lang w:val="en-US"/>
+        </w:rPr>
+        <w:t>{</w:t>
+      </w:r>
+      <w:r>
+        <w:rPr>
           <w:rtl w:val="0"/>
           <w:lang w:val="en-US"/>
         </w:rPr>
@@ -1351,77 +2229,341 @@
           <w:rtl w:val="0"/>
           <w:lang w:val="en-US"/>
         </w:rPr>
-        <w:t>}</w:t>
-      </w:r>
-      <w:r>
-        <w:rPr>
-          <w:rtl w:val="0"/>
-          <w:lang w:val="en-US"/>
-        </w:rPr>
-        <w:t xml:space="preserve"> important documents</w:t>
-      </w:r>
-      <w:r>
-        <w:rPr>
-          <w:rtl w:val="0"/>
-          <w:lang w:val="en-US"/>
-        </w:rPr>
-        <w:t xml:space="preserve">, like </w:t>
-      </w:r>
-      <w:r>
-        <w:rPr>
-          <w:rtl w:val="0"/>
-          <w:lang w:val="en-US"/>
-        </w:rPr>
-        <w:t>birth certificate</w:t>
-      </w:r>
-      <w:r>
-        <w:rPr>
-          <w:rtl w:val="0"/>
-          <w:lang w:val="en-US"/>
-        </w:rPr>
-        <w:t>s</w:t>
-      </w:r>
-      <w:r>
-        <w:rPr>
-          <w:rtl w:val="0"/>
-          <w:lang w:val="en-US"/>
-        </w:rPr>
-        <w:t>, insurance card</w:t>
-      </w:r>
-      <w:r>
-        <w:rPr>
-          <w:rtl w:val="0"/>
-          <w:lang w:val="en-US"/>
-        </w:rPr>
-        <w:t>s</w:t>
-      </w:r>
-      <w:r>
-        <w:rPr>
-          <w:rtl w:val="0"/>
-          <w:lang w:val="en-US"/>
-        </w:rPr>
-        <w:t xml:space="preserve">, </w:t>
-      </w:r>
-      <w:r>
-        <w:rPr>
-          <w:rtl w:val="0"/>
-          <w:lang w:val="en-US"/>
-        </w:rPr>
-        <w:t xml:space="preserve">and </w:t>
-      </w:r>
-      <w:r>
-        <w:rPr>
-          <w:rtl w:val="0"/>
-          <w:lang w:val="en-US"/>
-        </w:rPr>
-        <w:t>school or medical records</w:t>
-      </w:r>
-      <w:r>
-        <w:rPr>
-          <w:rtl w:val="0"/>
-          <w:lang w:val="en-US"/>
-        </w:rPr>
-        <w:t>.</w:t>
+        <w:t>} sign as well.</w:t>
+      </w:r>
+      <w:r>
+        <w:rPr>
+          <w:rtl w:val="0"/>
+          <w:lang w:val="en-US"/>
+        </w:rPr>
+        <w:t xml:space="preserve"> Write the current date </w:t>
+      </w:r>
+      <w:r>
+        <w:rPr>
+          <w:rtl w:val="0"/>
+          <w:lang w:val="en-US"/>
+        </w:rPr>
+        <w:t>under</w:t>
+      </w:r>
+      <w:r>
+        <w:rPr>
+          <w:rtl w:val="0"/>
+          <w:lang w:val="en-US"/>
+        </w:rPr>
+        <w:t xml:space="preserve"> each signature.</w:t>
+      </w:r>
+    </w:p>
+    <w:p>
+      <w:pPr>
+        <w:pStyle w:val="List Paragraph"/>
+        <w:numPr>
+          <w:ilvl w:val="0"/>
+          <w:numId w:val="2"/>
+        </w:numPr>
+        <w:bidi w:val="0"/>
+        <w:ind w:right="0"/>
+        <w:jc w:val="left"/>
+        <w:rPr>
+          <w:outline w:val="0"/>
+          <w:color w:val="929000"/>
+          <w:rtl w:val="0"/>
+          <w:lang w:val="en-US"/>
+          <w14:textFill>
+            <w14:solidFill>
+              <w14:srgbClr w14:val="929000"/>
+            </w14:solidFill>
+          </w14:textFill>
+        </w:rPr>
+      </w:pPr>
+      <w:r>
+        <w:rPr>
+          <w:outline w:val="0"/>
+          <w:color w:val="929000"/>
+          <w:rtl w:val="0"/>
+          <w:lang w:val="en-US"/>
+          <w14:textFill>
+            <w14:solidFill>
+              <w14:srgbClr w14:val="929000"/>
+            </w14:solidFill>
+          </w14:textFill>
+        </w:rPr>
+        <w:t>{</w:t>
+      </w:r>
+      <w:r>
+        <w:rPr>
+          <w:outline w:val="0"/>
+          <w:color w:val="929000"/>
+          <w:rtl w:val="0"/>
+          <w:lang w:val="en-US"/>
+          <w14:textFill>
+            <w14:solidFill>
+              <w14:srgbClr w14:val="929000"/>
+            </w14:solidFill>
+          </w14:textFill>
+        </w:rPr>
+        <w:t>%</w:t>
+      </w:r>
+      <w:r>
+        <w:rPr>
+          <w:outline w:val="0"/>
+          <w:color w:val="929000"/>
+          <w:rtl w:val="0"/>
+          <w:lang w:val="en-US"/>
+          <w14:textFill>
+            <w14:solidFill>
+              <w14:srgbClr w14:val="929000"/>
+            </w14:solidFill>
+          </w14:textFill>
+        </w:rPr>
+        <w:t>-</w:t>
+      </w:r>
+      <w:r>
+        <w:rPr>
+          <w:outline w:val="0"/>
+          <w:color w:val="929000"/>
+          <w:rtl w:val="0"/>
+          <w:lang w:val="en-US"/>
+          <w14:textFill>
+            <w14:solidFill>
+              <w14:srgbClr w14:val="929000"/>
+            </w14:solidFill>
+          </w14:textFill>
+        </w:rPr>
+        <w:t xml:space="preserve"> </w:t>
+      </w:r>
+      <w:r>
+        <w:rPr>
+          <w:outline w:val="0"/>
+          <w:color w:val="929000"/>
+          <w:rtl w:val="0"/>
+          <w:lang w:val="en-US"/>
+          <w14:textFill>
+            <w14:solidFill>
+              <w14:srgbClr w14:val="929000"/>
+            </w14:solidFill>
+          </w14:textFill>
+        </w:rPr>
+        <w:t>else %}</w:t>
+      </w:r>
+    </w:p>
+    <w:p>
+      <w:pPr>
+        <w:pStyle w:val="List Paragraph"/>
+        <w:numPr>
+          <w:ilvl w:val="0"/>
+          <w:numId w:val="2"/>
+        </w:numPr>
+        <w:bidi w:val="0"/>
+        <w:ind w:right="0"/>
+        <w:jc w:val="left"/>
+        <w:rPr>
+          <w:rtl w:val="0"/>
+          <w:lang w:val="en-US"/>
+        </w:rPr>
+      </w:pPr>
+      <w:r>
+        <w:rPr>
+          <w:rtl w:val="0"/>
+          <w:lang w:val="en-US"/>
+        </w:rPr>
+        <w:t xml:space="preserve">While that person is watching, sign both those documents and have </w:t>
+      </w:r>
+      <w:r>
+        <w:rPr>
+          <w:rtl w:val="0"/>
+          <w:lang w:val="en-US"/>
+        </w:rPr>
+        <w:t>{</w:t>
+      </w:r>
+      <w:r>
+        <w:rPr>
+          <w:rtl w:val="0"/>
+          <w:lang w:val="en-US"/>
+        </w:rPr>
+        <w:t>{</w:t>
+      </w:r>
+      <w:r>
+        <w:rPr>
+          <w:rtl w:val="0"/>
+          <w:lang w:val="en-US"/>
+        </w:rPr>
+        <w:t xml:space="preserve"> caregivers[0].name.full() }</w:t>
+      </w:r>
+      <w:r>
+        <w:rPr>
+          <w:rtl w:val="0"/>
+          <w:lang w:val="en-US"/>
+        </w:rPr>
+        <w:t>} sign as well. Write the current date next to each signature.</w:t>
+      </w:r>
+    </w:p>
+    <w:p>
+      <w:pPr>
+        <w:pStyle w:val="List Paragraph"/>
+        <w:numPr>
+          <w:ilvl w:val="0"/>
+          <w:numId w:val="2"/>
+        </w:numPr>
+        <w:bidi w:val="0"/>
+        <w:ind w:right="0"/>
+        <w:jc w:val="left"/>
+        <w:rPr>
+          <w:rtl w:val="0"/>
+          <w:lang w:val="en-US"/>
+        </w:rPr>
+      </w:pPr>
+      <w:r>
+        <w:rPr>
+          <w:rtl w:val="0"/>
+          <w:lang w:val="en-US"/>
+        </w:rPr>
+        <w:t>That person will notarize both documents.</w:t>
+      </w:r>
+    </w:p>
+    <w:p>
+      <w:pPr>
+        <w:pStyle w:val="List Paragraph"/>
+        <w:numPr>
+          <w:ilvl w:val="0"/>
+          <w:numId w:val="2"/>
+        </w:numPr>
+        <w:bidi w:val="0"/>
+        <w:ind w:right="0"/>
+        <w:jc w:val="left"/>
+        <w:rPr>
+          <w:outline w:val="0"/>
+          <w:color w:val="929000"/>
+          <w:rtl w:val="0"/>
+          <w:lang w:val="en-US"/>
+          <w14:textFill>
+            <w14:solidFill>
+              <w14:srgbClr w14:val="929000"/>
+            </w14:solidFill>
+          </w14:textFill>
+        </w:rPr>
+      </w:pPr>
+      <w:r>
+        <w:rPr>
+          <w:outline w:val="0"/>
+          <w:color w:val="929000"/>
+          <w:rtl w:val="0"/>
+          <w:lang w:val="en-US"/>
+          <w14:textFill>
+            <w14:solidFill>
+              <w14:srgbClr w14:val="929000"/>
+            </w14:solidFill>
+          </w14:textFill>
+        </w:rPr>
+        <w:t>{%- endif %}</w:t>
+      </w:r>
+    </w:p>
+    <w:p>
+      <w:pPr>
+        <w:pStyle w:val="List Paragraph"/>
+        <w:numPr>
+          <w:ilvl w:val="0"/>
+          <w:numId w:val="5"/>
+        </w:numPr>
+        <w:bidi w:val="0"/>
+        <w:ind w:right="0"/>
+        <w:jc w:val="left"/>
+        <w:rPr>
+          <w:b w:val="1"/>
+          <w:bCs w:val="1"/>
+          <w:rtl w:val="0"/>
+          <w:lang w:val="en-US"/>
+        </w:rPr>
+      </w:pPr>
+      <w:r>
+        <w:rPr>
+          <w:b w:val="1"/>
+          <w:bCs w:val="1"/>
+          <w:rtl w:val="0"/>
+          <w:lang w:val="en-US"/>
+          <w14:textOutline w14:w="12700" w14:cap="flat">
+            <w14:noFill/>
+            <w14:miter w14:lim="400000"/>
+          </w14:textOutline>
+        </w:rPr>
+        <w:t>Keep one document</w:t>
+      </w:r>
+      <w:r>
+        <w:rPr>
+          <w:b w:val="1"/>
+          <w:bCs w:val="1"/>
+          <w:rtl w:val="0"/>
+          <w:lang w:val="en-US"/>
+          <w14:textOutline w14:w="12700" w14:cap="flat">
+            <w14:noFill/>
+            <w14:miter w14:lim="400000"/>
+          </w14:textOutline>
+        </w:rPr>
+        <w:t xml:space="preserve"> for yourself.</w:t>
+      </w:r>
+    </w:p>
+    <w:p>
+      <w:pPr>
+        <w:pStyle w:val="List Paragraph"/>
+        <w:numPr>
+          <w:ilvl w:val="0"/>
+          <w:numId w:val="2"/>
+        </w:numPr>
+        <w:bidi w:val="0"/>
+        <w:ind w:right="0"/>
+        <w:jc w:val="left"/>
+        <w:rPr>
+          <w:rtl w:val="0"/>
+          <w:lang w:val="en-US"/>
+        </w:rPr>
+      </w:pPr>
+      <w:r>
+        <w:rPr>
+          <w:rtl w:val="0"/>
+          <w:lang w:val="en-US"/>
+        </w:rPr>
+        <w:t>Give {</w:t>
+      </w:r>
+      <w:r>
+        <w:rPr>
+          <w:rtl w:val="0"/>
+          <w:lang w:val="en-US"/>
+        </w:rPr>
+        <w:t>{</w:t>
+      </w:r>
+      <w:r>
+        <w:rPr>
+          <w:rtl w:val="0"/>
+          <w:lang w:val="en-US"/>
+        </w:rPr>
+        <w:t xml:space="preserve"> caregivers[0].name.full() }</w:t>
+      </w:r>
+      <w:r>
+        <w:rPr>
+          <w:rtl w:val="0"/>
+          <w:lang w:val="en-US"/>
+        </w:rPr>
+        <w:t xml:space="preserve">} </w:t>
+      </w:r>
+      <w:r>
+        <w:rPr>
+          <w:rtl w:val="0"/>
+          <w:lang w:val="en-US"/>
+        </w:rPr>
+        <w:t>the</w:t>
+      </w:r>
+      <w:r>
+        <w:rPr>
+          <w:rtl w:val="0"/>
+          <w:lang w:val="en-US"/>
+        </w:rPr>
+        <w:t xml:space="preserve"> other signed and notarized</w:t>
+      </w:r>
+      <w:r>
+        <w:rPr>
+          <w:rtl w:val="0"/>
+          <w:lang w:val="en-US"/>
+        </w:rPr>
+        <w:t xml:space="preserve"> document.</w:t>
       </w:r>
     </w:p>
     <w:p>
@@ -1450,7 +2592,49 @@
           <w:rtl w:val="0"/>
           <w:lang w:val="en-US"/>
         </w:rPr>
-        <w:t>You can cancel the agreement in writing at any time.</w:t>
+        <w:t xml:space="preserve">After that, {{ caregivers[0].name.full() }} can show </w:t>
+      </w:r>
+      <w:r>
+        <w:rPr>
+          <w:rtl w:val="0"/>
+          <w:lang w:val="en-US"/>
+        </w:rPr>
+        <w:t>their</w:t>
+      </w:r>
+      <w:r>
+        <w:rPr>
+          <w:rtl w:val="0"/>
+          <w:lang w:val="en-US"/>
+        </w:rPr>
+        <w:t xml:space="preserve"> document to prove they have permission to make decisions fo</w:t>
+      </w:r>
+      <w:r>
+        <w:rPr>
+          <w:rtl w:val="0"/>
+          <w:lang w:val="en-US"/>
+        </w:rPr>
+        <w:t xml:space="preserve">r {{ comma_and_list( </w:t>
+      </w:r>
+      <w:r>
+        <w:rPr>
+          <w:rtl w:val="0"/>
+          <w:lang w:val="en-US"/>
+        </w:rPr>
+        <w:t>parental_delegation_children</w:t>
+      </w:r>
+      <w:r>
+        <w:rPr>
+          <w:rtl w:val="0"/>
+          <w:lang w:val="en-US"/>
+        </w:rPr>
+        <w:t xml:space="preserve"> ) }}</w:t>
+      </w:r>
+      <w:r>
+        <w:rPr>
+          <w:rtl w:val="0"/>
+          <w:lang w:val="en-US"/>
+        </w:rPr>
+        <w:t>.</w:t>
       </w:r>
     </w:p>
     <w:p>
@@ -1479,6 +2663,285 @@
           <w:rtl w:val="0"/>
           <w:lang w:val="en-US"/>
         </w:rPr>
+        <w:t>You may also want to:</w:t>
+      </w:r>
+    </w:p>
+    <w:p>
+      <w:pPr>
+        <w:pStyle w:val="List Paragraph"/>
+        <w:numPr>
+          <w:ilvl w:val="0"/>
+          <w:numId w:val="6"/>
+        </w:numPr>
+        <w:bidi w:val="0"/>
+        <w:ind w:right="0"/>
+        <w:jc w:val="left"/>
+        <w:rPr>
+          <w:rtl w:val="0"/>
+          <w:lang w:val="en-US"/>
+        </w:rPr>
+      </w:pPr>
+      <w:r>
+        <w:rPr>
+          <w:rtl w:val="0"/>
+          <w:lang w:val="en-US"/>
+        </w:rPr>
+        <w:t>A</w:t>
+      </w:r>
+      <w:r>
+        <w:rPr>
+          <w:rtl w:val="0"/>
+          <w:lang w:val="en-US"/>
+        </w:rPr>
+        <w:t>dd {</w:t>
+      </w:r>
+      <w:r>
+        <w:rPr>
+          <w:rtl w:val="0"/>
+          <w:lang w:val="en-US"/>
+        </w:rPr>
+        <w:t>{</w:t>
+      </w:r>
+      <w:r>
+        <w:rPr>
+          <w:rtl w:val="0"/>
+          <w:lang w:val="en-US"/>
+        </w:rPr>
+        <w:t xml:space="preserve"> caregivers[0].name.full() }</w:t>
+      </w:r>
+      <w:r>
+        <w:rPr>
+          <w:rtl w:val="0"/>
+          <w:lang w:val="en-US"/>
+        </w:rPr>
+        <w:t>}</w:t>
+      </w:r>
+      <w:r>
+        <w:rPr>
+          <w:rtl w:val="0"/>
+          <w:lang w:val="en-US"/>
+        </w:rPr>
+        <w:t xml:space="preserve"> as an emergency contact with</w:t>
+      </w:r>
+      <w:r>
+        <w:rPr>
+          <w:rtl w:val="0"/>
+          <w:lang w:val="en-US"/>
+        </w:rPr>
+        <w:t xml:space="preserve"> the</w:t>
+      </w:r>
+      <w:r>
+        <w:rPr>
+          <w:rtl w:val="0"/>
+          <w:lang w:val="en-US"/>
+        </w:rPr>
+        <w:t xml:space="preserve"> school</w:t>
+      </w:r>
+      <w:r>
+        <w:rPr>
+          <w:rtl w:val="0"/>
+          <w:lang w:val="en-US"/>
+        </w:rPr>
+        <w:t>s</w:t>
+      </w:r>
+      <w:r>
+        <w:rPr>
+          <w:rtl w:val="0"/>
+          <w:lang w:val="en-US"/>
+        </w:rPr>
+        <w:t>, doctor</w:t>
+      </w:r>
+      <w:r>
+        <w:rPr>
+          <w:rtl w:val="0"/>
+          <w:lang w:val="en-US"/>
+        </w:rPr>
+        <w:t>s</w:t>
+      </w:r>
+      <w:r>
+        <w:rPr>
+          <w:rtl w:val="0"/>
+          <w:lang w:val="en-US"/>
+        </w:rPr>
+        <w:t>, and childcare provider.</w:t>
+      </w:r>
+    </w:p>
+    <w:p>
+      <w:pPr>
+        <w:pStyle w:val="List Paragraph"/>
+        <w:numPr>
+          <w:ilvl w:val="0"/>
+          <w:numId w:val="2"/>
+        </w:numPr>
+        <w:bidi w:val="0"/>
+        <w:ind w:right="0"/>
+        <w:jc w:val="left"/>
+        <w:rPr>
+          <w:rtl w:val="0"/>
+          <w:lang w:val="en-US"/>
+        </w:rPr>
+      </w:pPr>
+      <w:r>
+        <w:rPr>
+          <w:rtl w:val="0"/>
+          <w:lang w:val="en-US"/>
+        </w:rPr>
+        <w:t xml:space="preserve">Give </w:t>
+      </w:r>
+      <w:r>
+        <w:rPr>
+          <w:rtl w:val="0"/>
+          <w:lang w:val="en-US"/>
+        </w:rPr>
+        <w:t>{</w:t>
+      </w:r>
+      <w:r>
+        <w:rPr>
+          <w:rtl w:val="0"/>
+          <w:lang w:val="en-US"/>
+        </w:rPr>
+        <w:t>{</w:t>
+      </w:r>
+      <w:r>
+        <w:rPr>
+          <w:rtl w:val="0"/>
+          <w:lang w:val="en-US"/>
+        </w:rPr>
+        <w:t xml:space="preserve"> caregivers[0].name.full() }</w:t>
+      </w:r>
+      <w:r>
+        <w:rPr>
+          <w:rtl w:val="0"/>
+          <w:lang w:val="en-US"/>
+        </w:rPr>
+        <w:t>}</w:t>
+      </w:r>
+      <w:r>
+        <w:rPr>
+          <w:rtl w:val="0"/>
+          <w:lang w:val="en-US"/>
+        </w:rPr>
+        <w:t xml:space="preserve"> important documents</w:t>
+      </w:r>
+      <w:r>
+        <w:rPr>
+          <w:rtl w:val="0"/>
+          <w:lang w:val="en-US"/>
+        </w:rPr>
+        <w:t xml:space="preserve">, like </w:t>
+      </w:r>
+      <w:r>
+        <w:rPr>
+          <w:rtl w:val="0"/>
+          <w:lang w:val="en-US"/>
+        </w:rPr>
+        <w:t>birth certificate</w:t>
+      </w:r>
+      <w:r>
+        <w:rPr>
+          <w:rtl w:val="0"/>
+          <w:lang w:val="en-US"/>
+        </w:rPr>
+        <w:t>s</w:t>
+      </w:r>
+      <w:r>
+        <w:rPr>
+          <w:rtl w:val="0"/>
+          <w:lang w:val="en-US"/>
+        </w:rPr>
+        <w:t>, insurance card</w:t>
+      </w:r>
+      <w:r>
+        <w:rPr>
+          <w:rtl w:val="0"/>
+          <w:lang w:val="en-US"/>
+        </w:rPr>
+        <w:t>s</w:t>
+      </w:r>
+      <w:r>
+        <w:rPr>
+          <w:rtl w:val="0"/>
+          <w:lang w:val="en-US"/>
+        </w:rPr>
+        <w:t xml:space="preserve">, </w:t>
+      </w:r>
+      <w:r>
+        <w:rPr>
+          <w:rtl w:val="0"/>
+          <w:lang w:val="en-US"/>
+        </w:rPr>
+        <w:t xml:space="preserve">and </w:t>
+      </w:r>
+      <w:r>
+        <w:rPr>
+          <w:rtl w:val="0"/>
+          <w:lang w:val="en-US"/>
+        </w:rPr>
+        <w:t>school or medical records</w:t>
+      </w:r>
+      <w:r>
+        <w:rPr>
+          <w:rtl w:val="0"/>
+          <w:lang w:val="en-US"/>
+        </w:rPr>
+        <w:t>.</w:t>
+      </w:r>
+    </w:p>
+    <w:p>
+      <w:pPr>
+        <w:pStyle w:val="List Paragraph"/>
+        <w:bidi w:val="0"/>
+        <w:ind w:left="0" w:right="0" w:firstLine="0"/>
+        <w:jc w:val="left"/>
+        <w:rPr>
+          <w:rtl w:val="0"/>
+        </w:rPr>
+      </w:pPr>
+    </w:p>
+    <w:p>
+      <w:pPr>
+        <w:pStyle w:val="List Paragraph"/>
+        <w:bidi w:val="0"/>
+        <w:ind w:left="0" w:right="0" w:firstLine="0"/>
+        <w:jc w:val="left"/>
+        <w:rPr>
+          <w:rtl w:val="0"/>
+        </w:rPr>
+      </w:pPr>
+      <w:r>
+        <w:rPr>
+          <w:rtl w:val="0"/>
+          <w:lang w:val="en-US"/>
+        </w:rPr>
+        <w:t>You can cancel the agreement in writing at any time.</w:t>
+      </w:r>
+    </w:p>
+    <w:p>
+      <w:pPr>
+        <w:pStyle w:val="List Paragraph"/>
+        <w:bidi w:val="0"/>
+        <w:ind w:left="0" w:right="0" w:firstLine="0"/>
+        <w:jc w:val="left"/>
+        <w:rPr>
+          <w:rtl w:val="0"/>
+        </w:rPr>
+      </w:pPr>
+    </w:p>
+    <w:p>
+      <w:pPr>
+        <w:pStyle w:val="List Paragraph"/>
+        <w:bidi w:val="0"/>
+        <w:ind w:left="0" w:right="0" w:firstLine="0"/>
+        <w:jc w:val="left"/>
+        <w:rPr>
+          <w:rtl w:val="0"/>
+        </w:rPr>
+      </w:pPr>
+      <w:r>
+        <w:rPr>
+          <w:rtl w:val="0"/>
+          <w:lang w:val="en-US"/>
+        </w:rPr>
         <w:t xml:space="preserve">This authorization does not allow {{ caregivers[0].name.full() }} to make decisions about about abortion, your rights as a parent, or about the marriage or adoption of </w:t>
       </w:r>
       <w:r>
@@ -1507,7 +2970,7 @@
           <w:rtl w:val="0"/>
           <w:lang w:val="en-US"/>
         </w:rPr>
-        <w:t>“</w:t>
+        <w:t>"</w:t>
       </w:r>
       <w:r>
         <w:rPr>
@@ -1521,14 +2984,14 @@
           <w:rtl w:val="0"/>
           <w:lang w:val="en-US"/>
         </w:rPr>
-        <w:t xml:space="preserve">” </w:t>
-      </w:r>
-      <w:r>
-        <w:rPr>
-          <w:rtl w:val="0"/>
-          <w:lang w:val="en-US"/>
-        </w:rPr>
-        <w:t>) }}</w:t>
+        <w:t>"</w:t>
+      </w:r>
+      <w:r>
+        <w:rPr>
+          <w:rtl w:val="0"/>
+          <w:lang w:val="en-US"/>
+        </w:rPr>
+        <w:t xml:space="preserve"> ) }}</w:t>
       </w:r>
       <w:r>
         <w:rPr>
@@ -1850,7 +3313,7 @@
       <w:lvlText w:val="%1."/>
       <w:lvlJc w:val="left"/>
       <w:pPr>
-        <w:ind w:left="211" w:hanging="211"/>
+        <w:ind w:left="360" w:hanging="360"/>
       </w:pPr>
       <w:rPr>
         <w:rFonts w:hAnsi="Arial Unicode MS"/>
@@ -2059,6 +3522,248 @@
       <w:lvlJc w:val="left"/>
       <w:pPr>
         <w:ind w:left="6611" w:hanging="211"/>
+      </w:pPr>
+      <w:rPr>
+        <w:rFonts w:hAnsi="Arial Unicode MS"/>
+        <w:caps w:val="0"/>
+        <w:smallCaps w:val="0"/>
+        <w:strike w:val="0"/>
+        <w:dstrike w:val="0"/>
+        <w:outline w:val="0"/>
+        <w:emboss w:val="0"/>
+        <w:imprint w:val="0"/>
+        <w:spacing w:val="0"/>
+        <w:w w:val="100"/>
+        <w:kern w:val="0"/>
+        <w:position w:val="0"/>
+        <w:highlight w:val="none"/>
+        <w:vertAlign w:val="baseline"/>
+      </w:rPr>
+    </w:lvl>
+  </w:abstractNum>
+  <w:abstractNum w:abstractNumId="2">
+    <w:multiLevelType w:val="hybridMultilevel"/>
+    <w:numStyleLink w:val="Bullets"/>
+  </w:abstractNum>
+  <w:abstractNum w:abstractNumId="3">
+    <w:multiLevelType w:val="hybridMultilevel"/>
+    <w:styleLink w:val="Bullets"/>
+    <w:lvl w:ilvl="0">
+      <w:start w:val="1"/>
+      <w:numFmt w:val="bullet"/>
+      <w:suff w:val="tab"/>
+      <w:lvlText w:val="•"/>
+      <w:lvlJc w:val="left"/>
+      <w:pPr>
+        <w:ind w:left="158" w:hanging="158"/>
+      </w:pPr>
+      <w:rPr>
+        <w:rFonts w:hAnsi="Arial Unicode MS"/>
+        <w:caps w:val="0"/>
+        <w:smallCaps w:val="0"/>
+        <w:strike w:val="0"/>
+        <w:dstrike w:val="0"/>
+        <w:outline w:val="0"/>
+        <w:emboss w:val="0"/>
+        <w:imprint w:val="0"/>
+        <w:spacing w:val="0"/>
+        <w:w w:val="100"/>
+        <w:kern w:val="0"/>
+        <w:position w:val="0"/>
+        <w:highlight w:val="none"/>
+        <w:vertAlign w:val="baseline"/>
+      </w:rPr>
+    </w:lvl>
+    <w:lvl w:ilvl="1">
+      <w:start w:val="1"/>
+      <w:numFmt w:val="bullet"/>
+      <w:suff w:val="tab"/>
+      <w:lvlText w:val="-"/>
+      <w:lvlJc w:val="left"/>
+      <w:pPr>
+        <w:ind w:left="758" w:hanging="158"/>
+      </w:pPr>
+      <w:rPr>
+        <w:rFonts w:hAnsi="Arial Unicode MS"/>
+        <w:caps w:val="0"/>
+        <w:smallCaps w:val="0"/>
+        <w:strike w:val="0"/>
+        <w:dstrike w:val="0"/>
+        <w:outline w:val="0"/>
+        <w:emboss w:val="0"/>
+        <w:imprint w:val="0"/>
+        <w:spacing w:val="0"/>
+        <w:w w:val="100"/>
+        <w:kern w:val="0"/>
+        <w:position w:val="0"/>
+        <w:highlight w:val="none"/>
+        <w:vertAlign w:val="baseline"/>
+      </w:rPr>
+    </w:lvl>
+    <w:lvl w:ilvl="2">
+      <w:start w:val="1"/>
+      <w:numFmt w:val="bullet"/>
+      <w:suff w:val="tab"/>
+      <w:lvlText w:val="•"/>
+      <w:lvlJc w:val="left"/>
+      <w:pPr>
+        <w:ind w:left="1358" w:hanging="158"/>
+      </w:pPr>
+      <w:rPr>
+        <w:rFonts w:hAnsi="Arial Unicode MS"/>
+        <w:caps w:val="0"/>
+        <w:smallCaps w:val="0"/>
+        <w:strike w:val="0"/>
+        <w:dstrike w:val="0"/>
+        <w:outline w:val="0"/>
+        <w:emboss w:val="0"/>
+        <w:imprint w:val="0"/>
+        <w:spacing w:val="0"/>
+        <w:w w:val="100"/>
+        <w:kern w:val="0"/>
+        <w:position w:val="0"/>
+        <w:highlight w:val="none"/>
+        <w:vertAlign w:val="baseline"/>
+      </w:rPr>
+    </w:lvl>
+    <w:lvl w:ilvl="3">
+      <w:start w:val="1"/>
+      <w:numFmt w:val="bullet"/>
+      <w:suff w:val="tab"/>
+      <w:lvlText w:val="•"/>
+      <w:lvlJc w:val="left"/>
+      <w:pPr>
+        <w:ind w:left="1958" w:hanging="158"/>
+      </w:pPr>
+      <w:rPr>
+        <w:rFonts w:hAnsi="Arial Unicode MS"/>
+        <w:caps w:val="0"/>
+        <w:smallCaps w:val="0"/>
+        <w:strike w:val="0"/>
+        <w:dstrike w:val="0"/>
+        <w:outline w:val="0"/>
+        <w:emboss w:val="0"/>
+        <w:imprint w:val="0"/>
+        <w:spacing w:val="0"/>
+        <w:w w:val="100"/>
+        <w:kern w:val="0"/>
+        <w:position w:val="0"/>
+        <w:highlight w:val="none"/>
+        <w:vertAlign w:val="baseline"/>
+      </w:rPr>
+    </w:lvl>
+    <w:lvl w:ilvl="4">
+      <w:start w:val="1"/>
+      <w:numFmt w:val="bullet"/>
+      <w:suff w:val="tab"/>
+      <w:lvlText w:val="•"/>
+      <w:lvlJc w:val="left"/>
+      <w:pPr>
+        <w:ind w:left="2558" w:hanging="158"/>
+      </w:pPr>
+      <w:rPr>
+        <w:rFonts w:hAnsi="Arial Unicode MS"/>
+        <w:caps w:val="0"/>
+        <w:smallCaps w:val="0"/>
+        <w:strike w:val="0"/>
+        <w:dstrike w:val="0"/>
+        <w:outline w:val="0"/>
+        <w:emboss w:val="0"/>
+        <w:imprint w:val="0"/>
+        <w:spacing w:val="0"/>
+        <w:w w:val="100"/>
+        <w:kern w:val="0"/>
+        <w:position w:val="0"/>
+        <w:highlight w:val="none"/>
+        <w:vertAlign w:val="baseline"/>
+      </w:rPr>
+    </w:lvl>
+    <w:lvl w:ilvl="5">
+      <w:start w:val="1"/>
+      <w:numFmt w:val="bullet"/>
+      <w:suff w:val="tab"/>
+      <w:lvlText w:val="•"/>
+      <w:lvlJc w:val="left"/>
+      <w:pPr>
+        <w:ind w:left="3158" w:hanging="158"/>
+      </w:pPr>
+      <w:rPr>
+        <w:rFonts w:hAnsi="Arial Unicode MS"/>
+        <w:caps w:val="0"/>
+        <w:smallCaps w:val="0"/>
+        <w:strike w:val="0"/>
+        <w:dstrike w:val="0"/>
+        <w:outline w:val="0"/>
+        <w:emboss w:val="0"/>
+        <w:imprint w:val="0"/>
+        <w:spacing w:val="0"/>
+        <w:w w:val="100"/>
+        <w:kern w:val="0"/>
+        <w:position w:val="0"/>
+        <w:highlight w:val="none"/>
+        <w:vertAlign w:val="baseline"/>
+      </w:rPr>
+    </w:lvl>
+    <w:lvl w:ilvl="6">
+      <w:start w:val="1"/>
+      <w:numFmt w:val="bullet"/>
+      <w:suff w:val="tab"/>
+      <w:lvlText w:val="•"/>
+      <w:lvlJc w:val="left"/>
+      <w:pPr>
+        <w:ind w:left="3758" w:hanging="158"/>
+      </w:pPr>
+      <w:rPr>
+        <w:rFonts w:hAnsi="Arial Unicode MS"/>
+        <w:caps w:val="0"/>
+        <w:smallCaps w:val="0"/>
+        <w:strike w:val="0"/>
+        <w:dstrike w:val="0"/>
+        <w:outline w:val="0"/>
+        <w:emboss w:val="0"/>
+        <w:imprint w:val="0"/>
+        <w:spacing w:val="0"/>
+        <w:w w:val="100"/>
+        <w:kern w:val="0"/>
+        <w:position w:val="0"/>
+        <w:highlight w:val="none"/>
+        <w:vertAlign w:val="baseline"/>
+      </w:rPr>
+    </w:lvl>
+    <w:lvl w:ilvl="7">
+      <w:start w:val="1"/>
+      <w:numFmt w:val="bullet"/>
+      <w:suff w:val="tab"/>
+      <w:lvlText w:val="•"/>
+      <w:lvlJc w:val="left"/>
+      <w:pPr>
+        <w:ind w:left="4358" w:hanging="158"/>
+      </w:pPr>
+      <w:rPr>
+        <w:rFonts w:hAnsi="Arial Unicode MS"/>
+        <w:caps w:val="0"/>
+        <w:smallCaps w:val="0"/>
+        <w:strike w:val="0"/>
+        <w:dstrike w:val="0"/>
+        <w:outline w:val="0"/>
+        <w:emboss w:val="0"/>
+        <w:imprint w:val="0"/>
+        <w:spacing w:val="0"/>
+        <w:w w:val="100"/>
+        <w:kern w:val="0"/>
+        <w:position w:val="0"/>
+        <w:highlight w:val="none"/>
+        <w:vertAlign w:val="baseline"/>
+      </w:rPr>
+    </w:lvl>
+    <w:lvl w:ilvl="8">
+      <w:start w:val="1"/>
+      <w:numFmt w:val="bullet"/>
+      <w:suff w:val="tab"/>
+      <w:lvlText w:val="•"/>
+      <w:lvlJc w:val="left"/>
+      <w:pPr>
+        <w:ind w:left="4958" w:hanging="158"/>
       </w:pPr>
       <w:rPr>
         <w:rFonts w:hAnsi="Arial Unicode MS"/>
@@ -2085,6 +3790,12 @@
     <w:abstractNumId w:val="0"/>
   </w:num>
   <w:num w:numId="3">
+    <w:abstractNumId w:val="3"/>
+  </w:num>
+  <w:num w:numId="4">
+    <w:abstractNumId w:val="2"/>
+  </w:num>
+  <w:num w:numId="5">
     <w:abstractNumId w:val="0"/>
     <w:lvlOverride w:ilvl="0">
       <w:lvl w:ilvl="0">
@@ -2094,7 +3805,7 @@
         <w:lvlText w:val="%1."/>
         <w:lvlJc w:val="left"/>
         <w:pPr>
-          <w:ind w:left="211" w:hanging="211"/>
+          <w:ind w:left="360" w:hanging="360"/>
         </w:pPr>
         <w:rPr>
           <w:rFonts w:hAnsi="Arial Unicode MS"/>
@@ -2357,7 +4068,7 @@
       </w:lvl>
     </w:lvlOverride>
   </w:num>
-  <w:num w:numId="4">
+  <w:num w:numId="6">
     <w:abstractNumId w:val="0"/>
     <w:lvlOverride w:ilvl="0">
       <w:startOverride w:val="1"/>
@@ -2734,6 +4445,14 @@
       </w14:textFill>
     </w:rPr>
   </w:style>
+  <w:style w:type="numbering" w:styleId="Bullets">
+    <w:name w:val="Bullets"/>
+    <w:pPr>
+      <w:numPr>
+        <w:numId w:val="3"/>
+      </w:numPr>
+    </w:pPr>
+  </w:style>
 </w:styles>
 </file>
 
